--- a/Alice In Chains (corrected).docx
+++ b/Alice In Chains (corrected).docx
@@ -11,27 +11,44 @@
           <w:highlight w:val="none"/>
         </w:rPr>
       </w:pPr>
-      <w:r/>
       <w:r>
-        <w:t xml:space="preserve">Дорогой Алисе, моей верной подруге, с искренней любовью посвящается. Ты, наверное, не помнишь, но в мой день рождения мне было плохо. От этой боли я решил начать писать книгу. Я не знал, что тебе ещё подарить. Сегодня двадцать четвёртое августа. Я до сих по</w:t>
+        <w:t xml:space="preserve">Д</w:t>
       </w:r>
       <w:r>
-        <w:t xml:space="preserve">р плачу. У меня есть ощущение, что ты сильно обижена, и скорее всего так и есть. Мне очень неловко, и я хочу попросить прощения. Этим текстом я не исправлю того, что сделал. Но другого подарка у меня нет. Трудно поверить, что это вообще может понравиться те</w:t>
+        <w:t xml:space="preserve">орогой Алисе, моей верной подруге, с искренней любовью посвящается. Ты, наверное, не помнишь, но в мой день рождения мне было плохо. От этой боли я решил начать писать книгу. Я не знал, что тебе ещё подарить. Сегодня двадцать четвёртое августа. Я до сих по</w:t>
       </w:r>
       <w:r>
-        <w:t xml:space="preserve">бе. Я только начал, могу всё изменить, но я даже сейчас знаю, что не смогу сделать всё хорошо. Предвкушаю весь этот хаос, который будет написан... Даже если не понравится, пусть у тебя останется на всю жизнь: один парень написал для меня целую книгу. Порой </w:t>
+        <w:t xml:space="preserve">р</w:t>
       </w:r>
       <w:r>
-        <w:t xml:space="preserve">мне кажется, всё идёт не так... Но я не хочу тебя терять, и мне жаль, что всё выходит именно так. Не читай это в свой день рождения, пожалуйста. И даже спустя неделю. Возможно позже, потому что в этой книге много грусти. Мне очень хочется поцеловать твою мя</w:t>
+        <w:t xml:space="preserve"> плачу. У меня есть ощущение, что ты сильно обижена, и скорее всего так и есть. Мне очень неловко, и я хочу попросить прощения. Этим текстом я не исправлю того, что сделал. Но другого подарка у меня нет. Трудно поверить, что это вообще может понравиться те</w:t>
       </w:r>
       <w:r>
-        <w:t xml:space="preserve">гкую левую руку, которой ты рисовала все те милые рисунки... хочется крепко обнять тебя. И заплакать. Я уже не вижу экрана, все так мыльно... Будь счастлива. Я хочу, чтобы ты жила лучше всех на свете и приносила своей молчаливостью только свет. Поздравляю т</w:t>
+        <w:t xml:space="preserve">б</w:t>
+      </w:r>
+      <w:r>
+        <w:t xml:space="preserve">е. Я только начал, могу всё изменить, но я даже сейчас знаю, что не смогу сделать всё хорошо. Предвкушаю весь этот хаос, который будет написан... Даже если не понравится, пусть у тебя останется на всю жизнь: один парень написал для меня целую книгу. Порой </w:t>
+      </w:r>
+      <w:r>
+        <w:t xml:space="preserve">м</w:t>
+      </w:r>
+      <w:r>
+        <w:t xml:space="preserve">не кажется, всё идёт не так... Но я не хочу тебя терять, и мне жаль, что всё выходит именно так. Не читай это в свой день рождения, пожалуйста. И даже спустя неделю. Возможно позже, потому что в этой книге много грусти. Мне очень хочется поцеловать твою мя</w:t>
+      </w:r>
+      <w:r>
+        <w:t xml:space="preserve">г</w:t>
+      </w:r>
+      <w:r>
+        <w:t xml:space="preserve">кую левую руку, которой ты рисовала все те милые рисунки... хочется крепко обнять тебя. И заплакать. Я уже не вижу экрана, все так мыльно... Будь счастлива. Я хочу, чтобы ты жила лучше всех на свете и приносила своей молчаливостью только свет. Поздравляю т</w:t>
       </w:r>
       <w:r>
         <w:t xml:space="preserve">ебя с шестнадцатилетием, дорогая Алиса.</w:t>
       </w:r>
-      <w:r/>
-      <w:r/>
+      <w:r>
+        <w:rPr>
+          <w:highlight w:val="none"/>
+        </w:rPr>
+      </w:r>
     </w:p>
     <w:p>
       <w:pPr>
@@ -51,7 +68,13 @@
         <w:rPr>
           <w:highlight w:val="none"/>
         </w:rPr>
-        <w:t xml:space="preserve">Я Одинцова Лиза. Родилась в поселке Мирном в 94-м. Я пишу дневник о себе, чтобы... Иногда я не понимаю зачем. Я долго думала над тем, стоит ли писать. В один момент мне надоело думать, и я просто начала. И если вы спросите, зачем я пишу это, — не спрашивайт</w:t>
+        <w:t xml:space="preserve">Я</w:t>
+      </w:r>
+      <w:r>
+        <w:rPr>
+          <w:highlight w:val="none"/>
+        </w:rPr>
+        <w:t xml:space="preserve"> Одинцова Лиза. Родилась в поселке Мирном в 94-м. Я пишу дневник о себе, чтобы... Иногда я не понимаю зачем. Я долго думала над тем, стоит ли писать. В один момент мне надоело думать, и я просто начала. И если вы спросите, зачем я пишу это, — не спрашивайт</w:t>
       </w:r>
       <w:r>
         <w:rPr>
@@ -88,13 +111,25 @@
         <w:rPr>
           <w:highlight w:val="none"/>
         </w:rPr>
-        <w:t xml:space="preserve">31 июля 91-го года у моих родителей был выпускной в высшей школе музыки Республики Саха. Мои родители, Михаил Одинцов и Екатерина Гизатуллина, были влюблены на последнем курсе. Они просто не могли друг без друга. Отец так сильно любил мать, что сделал предл</w:t>
+        <w:t xml:space="preserve">3</w:t>
       </w:r>
       <w:r>
         <w:rPr>
           <w:highlight w:val="none"/>
         </w:rPr>
-        <w:t xml:space="preserve">ожение прямо на выпускном вечере. Сейчас, скорее всего, сами считают, что поступок был глупым. Я тоже так думаю. Как бы то ни было, мать была в восторге от этого. Через пару дней они расписались. На полноценную свадьбу денег у них не было. Зато было много л</w:t>
+        <w:t xml:space="preserve">1 июля 91-го года у моих родителей был выпускной в высшей школе музыки Республики Саха. Мои родители, Михаил Одинцов и Екатерина Гизатуллина, были влюблены на последнем курсе. Они просто не могли друг без друга. Отец так сильно любил мать, что сделал предл</w:t>
+      </w:r>
+      <w:r>
+        <w:rPr>
+          <w:highlight w:val="none"/>
+        </w:rPr>
+        <w:t xml:space="preserve">о</w:t>
+      </w:r>
+      <w:r>
+        <w:rPr>
+          <w:highlight w:val="none"/>
+        </w:rPr>
+        <w:t xml:space="preserve">жение прямо на выпускном вечере. Сейчас, скорее всего, сами считают, что поступок был глупым. Я тоже так думаю. Как бы то ни было, мать была в восторге от этого. Через пару дней они расписались. На полноценную свадьбу денег у них не было. Зато было много л</w:t>
       </w:r>
       <w:r>
         <w:rPr>
@@ -131,19 +166,37 @@
         <w:rPr>
           <w:highlight w:val="none"/>
         </w:rPr>
-        <w:t xml:space="preserve">До семи лет я себя почти не помню. Помню улицу, на которой жила, истории тех времен, возможно, что-то еще, но все размылось под влиянием времени. Я не думаю, что мне нужно об этом помнить. Другие помнят себя с четырех лет. Мне — хоть убей, ничего до шести н</w:t>
+        <w:t xml:space="preserve">Д</w:t>
       </w:r>
       <w:r>
         <w:rPr>
           <w:highlight w:val="none"/>
         </w:rPr>
-        <w:t xml:space="preserve">е вспомнить. Все, наверное, любили лепить из песка всякое: замки, куличики. Но я просто обожала это. Мать часто насильно забирала меня с площадки, а я плакала, потому что хотелось лепить дальше. Ее всегда раздражало, что приходилось сидеть на улице рядом со</w:t>
+        <w:t xml:space="preserve">о семи лет я себя почти не помню. Помню улицу, на которой жила, истории тех времен, возможно, что-то еще, но все размылось под влиянием времени. Я не думаю, что мне нужно об этом помнить. Другие помнят себя с четырех лет. Мне — хоть убей, ничего до шести н</w:t>
       </w:r>
       <w:r>
         <w:rPr>
           <w:highlight w:val="none"/>
         </w:rPr>
-        <w:t xml:space="preserve"> мной, ведь оставить меня одну было нельзя. Ночь была особенным временем. Мы с папой, иногда с мамой, гуляли по бетонке вдоль речки. Отец любил рассказывать про звезды. Особенно радовало, что он меня поднимал на руки, а я пыталась дотянуться хотя бы до одно</w:t>
+        <w:t xml:space="preserve">е</w:t>
+      </w:r>
+      <w:r>
+        <w:rPr>
+          <w:highlight w:val="none"/>
+        </w:rPr>
+        <w:t xml:space="preserve"> вспомнить. Все, наверное, любили лепить из песка всякое: замки, куличики. Но я просто обожала это. Мать часто насильно забирала меня с площадки, а я плакала, потому что хотелось лепить дальше. Ее всегда раздражало, что приходилось сидеть на улице рядом со</w:t>
+      </w:r>
+      <w:r>
+        <w:rPr>
+          <w:highlight w:val="none"/>
+        </w:rPr>
+        <w:t xml:space="preserve"> </w:t>
+      </w:r>
+      <w:r>
+        <w:rPr>
+          <w:highlight w:val="none"/>
+        </w:rPr>
+        <w:t xml:space="preserve">мной, ведь оставить меня одну было нельзя. Ночь была особенным временем. Мы с папой, иногда с мамой, гуляли по бетонке вдоль речки. Отец любил рассказывать про звезды. Особенно радовало, что он меня поднимал на руки, а я пыталась дотянуться хотя бы до одно</w:t>
       </w:r>
       <w:r>
         <w:rPr>
@@ -180,19 +233,37 @@
         <w:rPr>
           <w:highlight w:val="none"/>
         </w:rPr>
-        <w:t xml:space="preserve">Мне нечего сказать об этом возрасте. Он прошел, как будто его не было. Помню, было интересно смеяться над кем-то. Когда все хихикали, хихикала и я. Мне нравилось считать. Постоянно хотела решить задачу первой и показать учителю. Она даже устраивала состязан</w:t>
+        <w:t xml:space="preserve">М</w:t>
       </w:r>
       <w:r>
         <w:rPr>
           <w:highlight w:val="none"/>
         </w:rPr>
-        <w:t xml:space="preserve">ия: кто первый. Задавала домашние задания на онлайн-портале. Она часто меня хвалила: я решала много. Мне хотелось решить все, но был суточный лимит. Я расстраивалась. Еще мне нравилось использовать не арабские цифры, а римские. Учитель просил так не делать,</w:t>
+        <w:t xml:space="preserve">не нечего сказать об этом возрасте. Он прошел, как будто его не было. Помню, было интересно смеяться над кем-то. Когда все хихикали, хихикала и я. Мне нравилось считать. Постоянно хотела решить задачу первой и показать учителю. Она даже устраивала состязан</w:t>
       </w:r>
       <w:r>
         <w:rPr>
           <w:highlight w:val="none"/>
         </w:rPr>
-        <w:t xml:space="preserve"> но я всё равно наперекор писала римскими в черновиках. Даже действия обозначала римскими, и это ей не нравилось. Другие предметы я не любила. Физкультура была шумной. Мне хотелось тишины, более спокойной обстановки и четкой задачи. На физкультуре этого не </w:t>
+        <w:t xml:space="preserve">и</w:t>
+      </w:r>
+      <w:r>
+        <w:rPr>
+          <w:highlight w:val="none"/>
+        </w:rPr>
+        <w:t xml:space="preserve">я: кто первый. Задавала домашние задания на онлайн-портале. Она часто меня хвалила: я решала много. Мне хотелось решить все, но был суточный лимит. Я расстраивалась. Еще мне нравилось использовать не арабские цифры, а римские. Учитель просил так не делать,</w:t>
+      </w:r>
+      <w:r>
+        <w:rPr>
+          <w:highlight w:val="none"/>
+        </w:rPr>
+        <w:t xml:space="preserve"> </w:t>
+      </w:r>
+      <w:r>
+        <w:rPr>
+          <w:highlight w:val="none"/>
+        </w:rPr>
+        <w:t xml:space="preserve">но я всё равно наперекор писала римскими в черновиках. Даже действия обозначала римскими, и это ей не нравилось. Другие предметы я не любила. Физкультура была шумной. Мне хотелось тишины, более спокойной обстановки и четкой задачи. На физкультуре этого не </w:t>
       </w:r>
       <w:r>
         <w:rPr>
@@ -222,13 +293,25 @@
         <w:rPr>
           <w:highlight w:val="none"/>
         </w:rPr>
-        <w:t xml:space="preserve">Чем дальше текло время, тем больше проблем появлялось у меня. Сейчас я понимаю, почему все было таким, но тогда я совсем ничего не понимала. Когда мне было девять, родители стали много ругаться, короче говоря, стали относиться друг к другу как к собаке. Им </w:t>
+        <w:t xml:space="preserve">Ч</w:t>
       </w:r>
       <w:r>
         <w:rPr>
           <w:highlight w:val="none"/>
         </w:rPr>
-        <w:t xml:space="preserve">не нравилось все, что делал другой. Иногда случалось так, что я оказывалась посреди двух воюющих миров, и укрытия не было. Мне было очень грустно, потому что... А кому нравится, когда мама и папа ссорятся? Я тогда не понимала, что они уже хотели развестись.</w:t>
+        <w:t xml:space="preserve">ем дальше текло время, тем больше проблем появлялось у меня. Сейчас я понимаю, почему все было таким, но тогда я совсем ничего не понимала. Когда мне было девять, родители стали много ругаться, короче говоря, стали относиться друг к другу как к собаке. Им </w:t>
+      </w:r>
+      <w:r>
+        <w:rPr>
+          <w:highlight w:val="none"/>
+        </w:rPr>
+        <w:t xml:space="preserve">н</w:t>
+      </w:r>
+      <w:r>
+        <w:rPr>
+          <w:highlight w:val="none"/>
+        </w:rPr>
+        <w:t xml:space="preserve">е нравилось все, что делал другой. Иногда случалось так, что я оказывалась посреди двух воюющих миров, и укрытия не было. Мне было очень грустно, потому что... А кому нравится, когда мама и папа ссорятся? Я тогда не понимала, что они уже хотели развестись.</w:t>
       </w:r>
       <w:r>
         <w:rPr>
@@ -251,13 +334,25 @@
         <w:rPr>
           <w:highlight w:val="none"/>
         </w:rPr>
-        <w:t xml:space="preserve">Десять лет – начинается подростковый возраст. Прыщи меня волновали мало: они есть и ладно, никто не видит. Меня волновало, как я себя вела и как на это реагировали. Я сама не заметила, как стала замкнутой. Весь этот период коротко можно назвать так: я перес</w:t>
+        <w:t xml:space="preserve">Д</w:t>
       </w:r>
       <w:r>
         <w:rPr>
           <w:highlight w:val="none"/>
         </w:rPr>
-        <w:t xml:space="preserve">тала себя хоть как-то вести, другим было намного лучше без меня, поэтому я ни с кем не говорила. Дома, понятно почему, а друзей у меня не было. Все стало очень просто. Я гуляла по улице одна, делала домашнюю работу одна, все остальные дела – одна. Плюс был </w:t>
+        <w:t xml:space="preserve">есять лет – начинается подростковый возраст. Прыщи меня волновали мало: они есть и ладно, никто не видит. Меня волновало, как я себя вела и как на это реагировали. Я сама не заметила, как стала замкнутой. Весь этот период коротко можно назвать так: я перес</w:t>
+      </w:r>
+      <w:r>
+        <w:rPr>
+          <w:highlight w:val="none"/>
+        </w:rPr>
+        <w:t xml:space="preserve">т</w:t>
+      </w:r>
+      <w:r>
+        <w:rPr>
+          <w:highlight w:val="none"/>
+        </w:rPr>
+        <w:t xml:space="preserve">ала себя хоть как-то вести, другим было намного лучше без меня, поэтому я ни с кем не говорила. Дома, понятно почему, а друзей у меня не было. Все стало очень просто. Я гуляла по улице одна, делала домашнюю работу одна, все остальные дела – одна. Плюс был </w:t>
       </w:r>
       <w:r>
         <w:rPr>
@@ -265,7 +360,6 @@
         </w:rPr>
         <w:t xml:space="preserve">в том, что я больше не боялась сказать кому-то что-то плохое. Но я никому не была нужна, и меня никто не замечал. У меня не было выбора, поэтому моя жизнь стала сплошным одиночеством.</w:t>
       </w:r>
-      <w:r/>
       <w:r>
         <w:rPr>
           <w:highlight w:val="none"/>
@@ -295,31 +389,61 @@
         <w:rPr>
           <w:highlight w:val="none"/>
         </w:rPr>
-        <w:t xml:space="preserve">До седьмого класса ничего не менялось. Мои дни были похожи один на другой. Я просыпалась с трудом за два часа до начала занятий. Редко ела утром — совсем не хотелось. Чистила зубы, собирала нужные учебники и шла в школу в наушниках. По дороге в школу меня н</w:t>
+        <w:t xml:space="preserve">Д</w:t>
       </w:r>
       <w:r>
         <w:rPr>
           <w:highlight w:val="none"/>
         </w:rPr>
-        <w:t xml:space="preserve">ичто так не интересовало, как музыка. Когда я приходила на уроки, то пыталась просто дождаться момента, когда все занятия закончатся и я пойду домой. На переменах я просто читала. Мне ничего не хотелось делать. Из-за своей назойливости я всем надоедала. Мал</w:t>
+        <w:t xml:space="preserve">о седьмого класса ничего не менялось. Мои дни были похожи один на другой. Я просыпалась с трудом за два часа до начала занятий. Редко ела утром — совсем не хотелось. Чистила зубы, собирала нужные учебники и шла в школу в наушниках. По дороге в школу меня н</w:t>
       </w:r>
       <w:r>
         <w:rPr>
           <w:highlight w:val="none"/>
         </w:rPr>
-        <w:t xml:space="preserve">ьчики за мной не бегали, я просто сидела. На математике мне не хотелось выходить к доске, потому что на меня бы обратили внимание. Это я ненавидела больше всего. Ненавидела стихи, большинство учителей. Я уставала от всего в школе. Потом предметов стало боль</w:t>
+        <w:t xml:space="preserve">и</w:t>
       </w:r>
       <w:r>
         <w:rPr>
           <w:highlight w:val="none"/>
         </w:rPr>
-        <w:t xml:space="preserve">ше. Я обрадовалась появлению физики. Гуманитарные предметы меня вообще не интересовали: нужно было учить всё подряд без смысла. Но с информатикой и физикой было по-другому. Эти два предмета появились в седьмом классе, и они стали моими лучшими друзьями. Я у</w:t>
+        <w:t xml:space="preserve">что так не интересовало, как музыка. Когда я приходила на уроки, то пыталась просто дождаться момента, когда все занятия закончатся и я пойду домой. На переменах я просто читала. Мне ничего не хотелось делать. Из-за своей назойливости я всем надоедала. Мал</w:t>
       </w:r>
       <w:r>
         <w:rPr>
           <w:highlight w:val="none"/>
         </w:rPr>
-        <w:t xml:space="preserve">чилась посредственно, но по ним у меня всегда были отличные оценки. Домашние задания я делала сразу. После занятий я шла домой. Меня никуда не тянуло, зато в моей тесной комнатушке всегда было уютно. Я доставала наушники. Только ради них я купила портативно</w:t>
+        <w:t xml:space="preserve">ь</w:t>
+      </w:r>
+      <w:r>
+        <w:rPr>
+          <w:highlight w:val="none"/>
+        </w:rPr>
+        <w:t xml:space="preserve">чики за мной не бегали, я просто сидела. На математике мне не хотелось выходить к доске, потому что на меня бы обратили внимание. Это я ненавидела больше всего. Ненавидела стихи, большинство учителей. Я уставала от всего в школе. Потом предметов стало боль</w:t>
+      </w:r>
+      <w:r>
+        <w:rPr>
+          <w:highlight w:val="none"/>
+        </w:rPr>
+        <w:t xml:space="preserve">ш</w:t>
+      </w:r>
+      <w:r>
+        <w:rPr>
+          <w:highlight w:val="none"/>
+        </w:rPr>
+        <w:t xml:space="preserve">е. Я обрадовалась появлению физики. Гуманитарные предметы меня вообще не интересовали: нужно было учить всё подряд без смысла. Но с информатикой и физикой было по-другому. Эти два предмета появились в седьмом классе, и они стали моими лучшими друзьями. Я у</w:t>
+      </w:r>
+      <w:r>
+        <w:rPr>
+          <w:highlight w:val="none"/>
+        </w:rPr>
+        <w:t xml:space="preserve">ч</w:t>
+      </w:r>
+      <w:r>
+        <w:rPr>
+          <w:highlight w:val="none"/>
+        </w:rPr>
+        <w:t xml:space="preserve">илась посредственно, но по ним у меня всегда были отличные оценки. Домашние задания я делала сразу. После занятий я шла домой. Меня никуда не тянуло, зато в моей тесной комнатушке всегда было уютно. Я доставала наушники. Только ради них я купила портативно</w:t>
       </w:r>
       <w:r>
         <w:rPr>
@@ -349,13 +473,25 @@
         <w:rPr>
           <w:highlight w:val="none"/>
         </w:rPr>
-        <w:t xml:space="preserve">Моим главным увлечением было чтение. Оно втягивало меня надолго и дарило много эмоций. Еще мне нравилась музыка. Я долго могу говорить о том, что мне нравится больше всего, промолчу об этом. Я учусь играть на скрипке. Мне она очень нравится, потому что прит</w:t>
+        <w:t xml:space="preserve">М</w:t>
       </w:r>
       <w:r>
         <w:rPr>
           <w:highlight w:val="none"/>
         </w:rPr>
-        <w:t xml:space="preserve">ягивает тягучее звучание инструмента. Еще я играю на компьютере. Играю во многое, потому что без этого одиночество точно победит меня. Я могу гулять, но не могу находиться там долго, потому что мне попросту нечего делать. Иногда я нахожу себе какой-то повод</w:t>
+        <w:t xml:space="preserve">оим главным увлечением было чтение. Оно втягивало меня надолго и дарило много эмоций. Еще мне нравилась музыка. Я долго могу говорить о том, что мне нравится больше всего, промолчу об этом. Я учусь играть на скрипке. Мне она очень нравится, потому что прит</w:t>
+      </w:r>
+      <w:r>
+        <w:rPr>
+          <w:highlight w:val="none"/>
+        </w:rPr>
+        <w:t xml:space="preserve">я</w:t>
+      </w:r>
+      <w:r>
+        <w:rPr>
+          <w:highlight w:val="none"/>
+        </w:rPr>
+        <w:t xml:space="preserve">гивает тягучее звучание инструмента. Еще я играю на компьютере. Играю во многое, потому что без этого одиночество точно победит меня. Я могу гулять, но не могу находиться там долго, потому что мне попросту нечего делать. Иногда я нахожу себе какой-то повод</w:t>
       </w:r>
       <w:r>
         <w:rPr>
@@ -376,13 +512,25 @@
         <w:rPr>
           <w:highlight w:val="none"/>
         </w:rPr>
-        <w:t xml:space="preserve">Я мелочная. Частенько скупаю безделушки, пытаюсь починить и потом либо оставить, либо продать. Задёшево — потому что они не работают. Денег у меня не так много, чтобы заниматься этим серьезно. Однажды, когда мне было еще четырнадцать, я нашла клавиатуру за </w:t>
+        <w:t xml:space="preserve">Я</w:t>
       </w:r>
       <w:r>
         <w:rPr>
           <w:highlight w:val="none"/>
         </w:rPr>
-        <w:t xml:space="preserve">двести рублей на Авито. Продавец писал, что она не работает. Фирма была хорошая, и я попытала удачу. Продавец удивился, когда встретил меня. «Что же ты будешь с этим делать, девочка?» – сказал он. Через несколько дней я прислала ему видео, как клавиатура св</w:t>
+        <w:t xml:space="preserve"> мелочная. Частенько скупаю безделушки, пытаюсь починить и потом либо оставить, либо продать. Задёшево — потому что они не работают. Денег у меня не так много, чтобы заниматься этим серьезно. Однажды, когда мне было еще четырнадцать, я нашла клавиатуру за </w:t>
+      </w:r>
+      <w:r>
+        <w:rPr>
+          <w:highlight w:val="none"/>
+        </w:rPr>
+        <w:t xml:space="preserve">д</w:t>
+      </w:r>
+      <w:r>
+        <w:rPr>
+          <w:highlight w:val="none"/>
+        </w:rPr>
+        <w:t xml:space="preserve">вести рублей на Авито. Продавец писал, что она не работает. Фирма была хорошая, и я попытала удачу. Продавец удивился, когда встретил меня. «Что же ты будешь с этим делать, девочка?» – сказал он. Через несколько дней я прислала ему видео, как клавиатура св</w:t>
       </w:r>
       <w:r>
         <w:rPr>
@@ -404,18 +552,26 @@
           <w:highlight w:val="none"/>
         </w:rPr>
         <w:t xml:space="preserve">Я не люблю гулять, я уже об этом говорила. Но часто меня тянет посидеть на улице, чтобы оказаться в неудобном месте – там, где мне плохо. Если холодно, я всё равно выхожу. Мне одиноко, и я хочу почувствовать хоть что-то.</w:t>
+        <w:br/>
+        <w:br/>
+        <w:br/>
+        <w:br/>
+        <w:br/>
+        <w:br/>
       </w:r>
-      <w:r/>
       <w:r>
         <w:rPr>
           <w:highlight w:val="none"/>
+          <w:lang w:val="en-US"/>
         </w:rPr>
+        <w:t xml:space="preserve">core</w:t>
       </w:r>
       <w:r>
         <w:rPr>
           <w:highlight w:val="none"/>
         </w:rPr>
       </w:r>
+      <w:r/>
     </w:p>
     <w:sectPr>
       <w:footnotePr/>
@@ -439,7 +595,6 @@
         <w:ind/>
         <w:rPr/>
       </w:pPr>
-      <w:r/>
       <w:r>
         <w:separator/>
       </w:r>
@@ -454,7 +609,6 @@
         <w:ind/>
         <w:rPr/>
       </w:pPr>
-      <w:r/>
       <w:r>
         <w:continuationSeparator/>
       </w:r>
@@ -474,7 +628,6 @@
         <w:ind/>
         <w:rPr/>
       </w:pPr>
-      <w:r/>
       <w:r>
         <w:separator/>
       </w:r>
@@ -489,7 +642,6 @@
         <w:ind/>
         <w:rPr/>
       </w:pPr>
-      <w:r/>
       <w:r>
         <w:continuationSeparator/>
       </w:r>
@@ -657,9 +809,9 @@
     <w:lsdException w:name="Bibliography" w:uiPriority="37"/>
     <w:lsdException w:name="TOC Heading" w:uiPriority="39" w:qFormat="1"/>
   </w:latentStyles>
-  <w:style w:type="table" w:styleId="11">
+  <w:style w:type="table" w:styleId="697">
     <w:name w:val="Table Grid"/>
-    <w:basedOn w:val="661"/>
+    <w:basedOn w:val="882"/>
     <w:uiPriority w:val="59"/>
     <w:pPr>
       <w:pBdr/>
@@ -856,9 +1008,9 @@
       </w:tcPr>
     </w:tblStylePr>
   </w:style>
-  <w:style w:type="table" w:styleId="12">
+  <w:style w:type="table" w:styleId="698">
     <w:name w:val="Table Grid Light"/>
-    <w:basedOn w:val="661"/>
+    <w:basedOn w:val="882"/>
     <w:uiPriority w:val="59"/>
     <w:pPr>
       <w:pBdr/>
@@ -1055,9 +1207,9 @@
       </w:tcPr>
     </w:tblStylePr>
   </w:style>
-  <w:style w:type="table" w:styleId="13">
+  <w:style w:type="table" w:styleId="699">
     <w:name w:val="Plain Table 1"/>
-    <w:basedOn w:val="661"/>
+    <w:basedOn w:val="882"/>
     <w:uiPriority w:val="59"/>
     <w:pPr>
       <w:pBdr/>
@@ -1280,9 +1432,9 @@
       </w:tcPr>
     </w:tblStylePr>
   </w:style>
-  <w:style w:type="table" w:styleId="14">
+  <w:style w:type="table" w:styleId="700">
     <w:name w:val="Plain Table 2"/>
-    <w:basedOn w:val="661"/>
+    <w:basedOn w:val="882"/>
     <w:uiPriority w:val="59"/>
     <w:pPr>
       <w:pBdr/>
@@ -1513,9 +1665,9 @@
       </w:tcPr>
     </w:tblStylePr>
   </w:style>
-  <w:style w:type="table" w:styleId="15">
+  <w:style w:type="table" w:styleId="701">
     <w:name w:val="Plain Table 3"/>
-    <w:basedOn w:val="661"/>
+    <w:basedOn w:val="882"/>
     <w:uiPriority w:val="99"/>
     <w:pPr>
       <w:pBdr/>
@@ -1743,9 +1895,9 @@
       </w:tcPr>
     </w:tblStylePr>
   </w:style>
-  <w:style w:type="table" w:styleId="16">
+  <w:style w:type="table" w:styleId="702">
     <w:name w:val="Plain Table 4"/>
-    <w:basedOn w:val="661"/>
+    <w:basedOn w:val="882"/>
     <w:uiPriority w:val="99"/>
     <w:pPr>
       <w:pBdr/>
@@ -1959,9 +2111,9 @@
       </w:tcPr>
     </w:tblStylePr>
   </w:style>
-  <w:style w:type="table" w:styleId="17">
+  <w:style w:type="table" w:styleId="703">
     <w:name w:val="Plain Table 5"/>
-    <w:basedOn w:val="661"/>
+    <w:basedOn w:val="882"/>
     <w:uiPriority w:val="99"/>
     <w:pPr>
       <w:pBdr/>
@@ -2192,9 +2344,9 @@
       </w:tcPr>
     </w:tblStylePr>
   </w:style>
-  <w:style w:type="table" w:styleId="18">
+  <w:style w:type="table" w:styleId="704">
     <w:name w:val="Grid Table 1 Light"/>
-    <w:basedOn w:val="661"/>
+    <w:basedOn w:val="882"/>
     <w:uiPriority w:val="99"/>
     <w:pPr>
       <w:pBdr/>
@@ -2415,9 +2567,9 @@
       </w:tcPr>
     </w:tblStylePr>
   </w:style>
-  <w:style w:type="table" w:styleId="19">
+  <w:style w:type="table" w:styleId="705">
     <w:name w:val="Grid Table 1 Light - Accent 1"/>
-    <w:basedOn w:val="661"/>
+    <w:basedOn w:val="882"/>
     <w:uiPriority w:val="99"/>
     <w:pPr>
       <w:pBdr/>
@@ -2638,9 +2790,9 @@
       </w:tcPr>
     </w:tblStylePr>
   </w:style>
-  <w:style w:type="table" w:styleId="20">
+  <w:style w:type="table" w:styleId="706">
     <w:name w:val="Grid Table 1 Light - Accent 2"/>
-    <w:basedOn w:val="661"/>
+    <w:basedOn w:val="882"/>
     <w:uiPriority w:val="99"/>
     <w:pPr>
       <w:pBdr/>
@@ -2861,9 +3013,9 @@
       </w:tcPr>
     </w:tblStylePr>
   </w:style>
-  <w:style w:type="table" w:styleId="21">
+  <w:style w:type="table" w:styleId="707">
     <w:name w:val="Grid Table 1 Light - Accent 3"/>
-    <w:basedOn w:val="661"/>
+    <w:basedOn w:val="882"/>
     <w:uiPriority w:val="99"/>
     <w:pPr>
       <w:pBdr/>
@@ -3084,9 +3236,9 @@
       </w:tcPr>
     </w:tblStylePr>
   </w:style>
-  <w:style w:type="table" w:styleId="22">
+  <w:style w:type="table" w:styleId="708">
     <w:name w:val="Grid Table 1 Light - Accent 4"/>
-    <w:basedOn w:val="661"/>
+    <w:basedOn w:val="882"/>
     <w:uiPriority w:val="99"/>
     <w:pPr>
       <w:pBdr/>
@@ -3307,9 +3459,9 @@
       </w:tcPr>
     </w:tblStylePr>
   </w:style>
-  <w:style w:type="table" w:styleId="23">
+  <w:style w:type="table" w:styleId="709">
     <w:name w:val="Grid Table 1 Light - Accent 5"/>
-    <w:basedOn w:val="661"/>
+    <w:basedOn w:val="882"/>
     <w:uiPriority w:val="99"/>
     <w:pPr>
       <w:pBdr/>
@@ -3530,9 +3682,9 @@
       </w:tcPr>
     </w:tblStylePr>
   </w:style>
-  <w:style w:type="table" w:styleId="24">
+  <w:style w:type="table" w:styleId="710">
     <w:name w:val="Grid Table 1 Light - Accent 6"/>
-    <w:basedOn w:val="661"/>
+    <w:basedOn w:val="882"/>
     <w:uiPriority w:val="99"/>
     <w:pPr>
       <w:pBdr/>
@@ -3753,9 +3905,9 @@
       </w:tcPr>
     </w:tblStylePr>
   </w:style>
-  <w:style w:type="table" w:styleId="25">
+  <w:style w:type="table" w:styleId="711">
     <w:name w:val="Grid Table 2"/>
-    <w:basedOn w:val="661"/>
+    <w:basedOn w:val="882"/>
     <w:uiPriority w:val="99"/>
     <w:pPr>
       <w:pBdr/>
@@ -3985,9 +4137,9 @@
       </w:tcPr>
     </w:tblStylePr>
   </w:style>
-  <w:style w:type="table" w:styleId="26">
+  <w:style w:type="table" w:styleId="712">
     <w:name w:val="Grid Table 2 - Accent 1"/>
-    <w:basedOn w:val="661"/>
+    <w:basedOn w:val="882"/>
     <w:uiPriority w:val="99"/>
     <w:pPr>
       <w:pBdr/>
@@ -4217,9 +4369,9 @@
       </w:tcPr>
     </w:tblStylePr>
   </w:style>
-  <w:style w:type="table" w:styleId="27">
+  <w:style w:type="table" w:styleId="713">
     <w:name w:val="Grid Table 2 - Accent 2"/>
-    <w:basedOn w:val="661"/>
+    <w:basedOn w:val="882"/>
     <w:uiPriority w:val="99"/>
     <w:pPr>
       <w:pBdr/>
@@ -4449,9 +4601,9 @@
       </w:tcPr>
     </w:tblStylePr>
   </w:style>
-  <w:style w:type="table" w:styleId="28">
+  <w:style w:type="table" w:styleId="714">
     <w:name w:val="Grid Table 2 - Accent 3"/>
-    <w:basedOn w:val="661"/>
+    <w:basedOn w:val="882"/>
     <w:uiPriority w:val="99"/>
     <w:pPr>
       <w:pBdr/>
@@ -4681,9 +4833,9 @@
       </w:tcPr>
     </w:tblStylePr>
   </w:style>
-  <w:style w:type="table" w:styleId="29">
+  <w:style w:type="table" w:styleId="715">
     <w:name w:val="Grid Table 2 - Accent 4"/>
-    <w:basedOn w:val="661"/>
+    <w:basedOn w:val="882"/>
     <w:uiPriority w:val="99"/>
     <w:pPr>
       <w:pBdr/>
@@ -4913,9 +5065,9 @@
       </w:tcPr>
     </w:tblStylePr>
   </w:style>
-  <w:style w:type="table" w:styleId="30">
+  <w:style w:type="table" w:styleId="716">
     <w:name w:val="Grid Table 2 - Accent 5"/>
-    <w:basedOn w:val="661"/>
+    <w:basedOn w:val="882"/>
     <w:uiPriority w:val="99"/>
     <w:pPr>
       <w:pBdr/>
@@ -5145,9 +5297,9 @@
       </w:tcPr>
     </w:tblStylePr>
   </w:style>
-  <w:style w:type="table" w:styleId="31">
+  <w:style w:type="table" w:styleId="717">
     <w:name w:val="Grid Table 2 - Accent 6"/>
-    <w:basedOn w:val="661"/>
+    <w:basedOn w:val="882"/>
     <w:uiPriority w:val="99"/>
     <w:pPr>
       <w:pBdr/>
@@ -5377,9 +5529,9 @@
       </w:tcPr>
     </w:tblStylePr>
   </w:style>
-  <w:style w:type="table" w:styleId="32">
+  <w:style w:type="table" w:styleId="718">
     <w:name w:val="Grid Table 3"/>
-    <w:basedOn w:val="661"/>
+    <w:basedOn w:val="882"/>
     <w:uiPriority w:val="99"/>
     <w:pPr>
       <w:pBdr/>
@@ -5478,29 +5630,6 @@
         <w:tblBorders/>
       </w:tblPr>
       <w:tcPr>
-        <w:shd w:color="ffffff"/>
-        <w:tcBorders>
-          <w:top w:val="none" w:color="000000" w:sz="4" w:space="0"/>
-          <w:left w:val="none" w:color="000000" w:sz="4" w:space="0"/>
-          <w:bottom w:val="none" w:color="000000" w:sz="4" w:space="0"/>
-          <w:right w:val="none" w:color="000000" w:sz="4" w:space="0"/>
-        </w:tcBorders>
-      </w:tcPr>
-    </w:tblStylePr>
-    <w:tblStylePr w:type="firstRow">
-      <w:rPr>
-        <w:b/>
-        <w:color w:val="404040"/>
-      </w:rPr>
-      <w:pPr>
-        <w:pBdr/>
-        <w:spacing/>
-        <w:ind/>
-      </w:pPr>
-      <w:tblPr>
-        <w:tblBorders/>
-      </w:tblPr>
-      <w:tcPr>
         <w:shd w:val="clear" w:color="ffffff"/>
         <w:tcBorders>
           <w:top w:val="none" w:color="000000" w:sz="4" w:space="0"/>
@@ -5510,30 +5639,7 @@
         </w:tcBorders>
       </w:tcPr>
     </w:tblStylePr>
-    <w:tblStylePr w:type="lastCol">
-      <w:rPr>
-        <w:i/>
-        <w:color w:val="404040"/>
-      </w:rPr>
-      <w:pPr>
-        <w:pBdr/>
-        <w:spacing/>
-        <w:ind/>
-      </w:pPr>
-      <w:tblPr>
-        <w:tblBorders/>
-      </w:tblPr>
-      <w:tcPr>
-        <w:shd w:color="ffffff"/>
-        <w:tcBorders>
-          <w:top w:val="none" w:color="000000" w:sz="4" w:space="0"/>
-          <w:left w:val="none" w:color="000000" w:sz="4" w:space="0"/>
-          <w:bottom w:val="none" w:color="000000" w:sz="4" w:space="0"/>
-          <w:right w:val="none" w:color="000000" w:sz="4" w:space="0"/>
-        </w:tcBorders>
-      </w:tcPr>
-    </w:tblStylePr>
-    <w:tblStylePr w:type="lastRow">
+    <w:tblStylePr w:type="firstRow">
       <w:rPr>
         <w:b/>
         <w:color w:val="404040"/>
@@ -5556,6 +5662,52 @@
         </w:tcBorders>
       </w:tcPr>
     </w:tblStylePr>
+    <w:tblStylePr w:type="lastCol">
+      <w:rPr>
+        <w:i/>
+        <w:color w:val="404040"/>
+      </w:rPr>
+      <w:pPr>
+        <w:pBdr/>
+        <w:spacing/>
+        <w:ind/>
+      </w:pPr>
+      <w:tblPr>
+        <w:tblBorders/>
+      </w:tblPr>
+      <w:tcPr>
+        <w:shd w:val="clear" w:color="ffffff"/>
+        <w:tcBorders>
+          <w:top w:val="none" w:color="000000" w:sz="4" w:space="0"/>
+          <w:left w:val="none" w:color="000000" w:sz="4" w:space="0"/>
+          <w:bottom w:val="none" w:color="000000" w:sz="4" w:space="0"/>
+          <w:right w:val="none" w:color="000000" w:sz="4" w:space="0"/>
+        </w:tcBorders>
+      </w:tcPr>
+    </w:tblStylePr>
+    <w:tblStylePr w:type="lastRow">
+      <w:rPr>
+        <w:b/>
+        <w:color w:val="404040"/>
+      </w:rPr>
+      <w:pPr>
+        <w:pBdr/>
+        <w:spacing/>
+        <w:ind/>
+      </w:pPr>
+      <w:tblPr>
+        <w:tblBorders/>
+      </w:tblPr>
+      <w:tcPr>
+        <w:shd w:val="clear" w:color="ffffff"/>
+        <w:tcBorders>
+          <w:top w:val="none" w:color="000000" w:sz="4" w:space="0"/>
+          <w:left w:val="none" w:color="000000" w:sz="4" w:space="0"/>
+          <w:bottom w:val="none" w:color="000000" w:sz="4" w:space="0"/>
+          <w:right w:val="none" w:color="000000" w:sz="4" w:space="0"/>
+        </w:tcBorders>
+      </w:tcPr>
+    </w:tblStylePr>
     <w:tblStylePr w:type="nwCell">
       <w:pPr>
         <w:pBdr/>
@@ -5622,9 +5774,9 @@
       </w:tcPr>
     </w:tblStylePr>
   </w:style>
-  <w:style w:type="table" w:styleId="33">
+  <w:style w:type="table" w:styleId="719">
     <w:name w:val="Grid Table 3 - Accent 1"/>
-    <w:basedOn w:val="661"/>
+    <w:basedOn w:val="882"/>
     <w:uiPriority w:val="99"/>
     <w:pPr>
       <w:pBdr/>
@@ -5723,29 +5875,6 @@
         <w:tblBorders/>
       </w:tblPr>
       <w:tcPr>
-        <w:shd w:color="ffffff"/>
-        <w:tcBorders>
-          <w:top w:val="none" w:color="000000" w:sz="4" w:space="0"/>
-          <w:left w:val="none" w:color="000000" w:sz="4" w:space="0"/>
-          <w:bottom w:val="none" w:color="000000" w:sz="4" w:space="0"/>
-          <w:right w:val="none" w:color="000000" w:sz="4" w:space="0"/>
-        </w:tcBorders>
-      </w:tcPr>
-    </w:tblStylePr>
-    <w:tblStylePr w:type="firstRow">
-      <w:rPr>
-        <w:b/>
-        <w:color w:val="404040"/>
-      </w:rPr>
-      <w:pPr>
-        <w:pBdr/>
-        <w:spacing/>
-        <w:ind/>
-      </w:pPr>
-      <w:tblPr>
-        <w:tblBorders/>
-      </w:tblPr>
-      <w:tcPr>
         <w:shd w:val="clear" w:color="ffffff"/>
         <w:tcBorders>
           <w:top w:val="none" w:color="000000" w:sz="4" w:space="0"/>
@@ -5755,30 +5884,7 @@
         </w:tcBorders>
       </w:tcPr>
     </w:tblStylePr>
-    <w:tblStylePr w:type="lastCol">
-      <w:rPr>
-        <w:i/>
-        <w:color w:val="404040"/>
-      </w:rPr>
-      <w:pPr>
-        <w:pBdr/>
-        <w:spacing/>
-        <w:ind/>
-      </w:pPr>
-      <w:tblPr>
-        <w:tblBorders/>
-      </w:tblPr>
-      <w:tcPr>
-        <w:shd w:color="ffffff"/>
-        <w:tcBorders>
-          <w:top w:val="none" w:color="000000" w:sz="4" w:space="0"/>
-          <w:left w:val="none" w:color="000000" w:sz="4" w:space="0"/>
-          <w:bottom w:val="none" w:color="000000" w:sz="4" w:space="0"/>
-          <w:right w:val="none" w:color="000000" w:sz="4" w:space="0"/>
-        </w:tcBorders>
-      </w:tcPr>
-    </w:tblStylePr>
-    <w:tblStylePr w:type="lastRow">
+    <w:tblStylePr w:type="firstRow">
       <w:rPr>
         <w:b/>
         <w:color w:val="404040"/>
@@ -5801,6 +5907,52 @@
         </w:tcBorders>
       </w:tcPr>
     </w:tblStylePr>
+    <w:tblStylePr w:type="lastCol">
+      <w:rPr>
+        <w:i/>
+        <w:color w:val="404040"/>
+      </w:rPr>
+      <w:pPr>
+        <w:pBdr/>
+        <w:spacing/>
+        <w:ind/>
+      </w:pPr>
+      <w:tblPr>
+        <w:tblBorders/>
+      </w:tblPr>
+      <w:tcPr>
+        <w:shd w:val="clear" w:color="ffffff"/>
+        <w:tcBorders>
+          <w:top w:val="none" w:color="000000" w:sz="4" w:space="0"/>
+          <w:left w:val="none" w:color="000000" w:sz="4" w:space="0"/>
+          <w:bottom w:val="none" w:color="000000" w:sz="4" w:space="0"/>
+          <w:right w:val="none" w:color="000000" w:sz="4" w:space="0"/>
+        </w:tcBorders>
+      </w:tcPr>
+    </w:tblStylePr>
+    <w:tblStylePr w:type="lastRow">
+      <w:rPr>
+        <w:b/>
+        <w:color w:val="404040"/>
+      </w:rPr>
+      <w:pPr>
+        <w:pBdr/>
+        <w:spacing/>
+        <w:ind/>
+      </w:pPr>
+      <w:tblPr>
+        <w:tblBorders/>
+      </w:tblPr>
+      <w:tcPr>
+        <w:shd w:val="clear" w:color="ffffff"/>
+        <w:tcBorders>
+          <w:top w:val="none" w:color="000000" w:sz="4" w:space="0"/>
+          <w:left w:val="none" w:color="000000" w:sz="4" w:space="0"/>
+          <w:bottom w:val="none" w:color="000000" w:sz="4" w:space="0"/>
+          <w:right w:val="none" w:color="000000" w:sz="4" w:space="0"/>
+        </w:tcBorders>
+      </w:tcPr>
+    </w:tblStylePr>
     <w:tblStylePr w:type="nwCell">
       <w:pPr>
         <w:pBdr/>
@@ -5867,9 +6019,9 @@
       </w:tcPr>
     </w:tblStylePr>
   </w:style>
-  <w:style w:type="table" w:styleId="34">
+  <w:style w:type="table" w:styleId="720">
     <w:name w:val="Grid Table 3 - Accent 2"/>
-    <w:basedOn w:val="661"/>
+    <w:basedOn w:val="882"/>
     <w:uiPriority w:val="99"/>
     <w:pPr>
       <w:pBdr/>
@@ -5968,29 +6120,6 @@
         <w:tblBorders/>
       </w:tblPr>
       <w:tcPr>
-        <w:shd w:color="ffffff"/>
-        <w:tcBorders>
-          <w:top w:val="none" w:color="000000" w:sz="4" w:space="0"/>
-          <w:left w:val="none" w:color="000000" w:sz="4" w:space="0"/>
-          <w:bottom w:val="none" w:color="000000" w:sz="4" w:space="0"/>
-          <w:right w:val="none" w:color="000000" w:sz="4" w:space="0"/>
-        </w:tcBorders>
-      </w:tcPr>
-    </w:tblStylePr>
-    <w:tblStylePr w:type="firstRow">
-      <w:rPr>
-        <w:b/>
-        <w:color w:val="404040"/>
-      </w:rPr>
-      <w:pPr>
-        <w:pBdr/>
-        <w:spacing/>
-        <w:ind/>
-      </w:pPr>
-      <w:tblPr>
-        <w:tblBorders/>
-      </w:tblPr>
-      <w:tcPr>
         <w:shd w:val="clear" w:color="ffffff"/>
         <w:tcBorders>
           <w:top w:val="none" w:color="000000" w:sz="4" w:space="0"/>
@@ -6000,30 +6129,7 @@
         </w:tcBorders>
       </w:tcPr>
     </w:tblStylePr>
-    <w:tblStylePr w:type="lastCol">
-      <w:rPr>
-        <w:i/>
-        <w:color w:val="404040"/>
-      </w:rPr>
-      <w:pPr>
-        <w:pBdr/>
-        <w:spacing/>
-        <w:ind/>
-      </w:pPr>
-      <w:tblPr>
-        <w:tblBorders/>
-      </w:tblPr>
-      <w:tcPr>
-        <w:shd w:color="ffffff"/>
-        <w:tcBorders>
-          <w:top w:val="none" w:color="000000" w:sz="4" w:space="0"/>
-          <w:left w:val="none" w:color="000000" w:sz="4" w:space="0"/>
-          <w:bottom w:val="none" w:color="000000" w:sz="4" w:space="0"/>
-          <w:right w:val="none" w:color="000000" w:sz="4" w:space="0"/>
-        </w:tcBorders>
-      </w:tcPr>
-    </w:tblStylePr>
-    <w:tblStylePr w:type="lastRow">
+    <w:tblStylePr w:type="firstRow">
       <w:rPr>
         <w:b/>
         <w:color w:val="404040"/>
@@ -6046,6 +6152,52 @@
         </w:tcBorders>
       </w:tcPr>
     </w:tblStylePr>
+    <w:tblStylePr w:type="lastCol">
+      <w:rPr>
+        <w:i/>
+        <w:color w:val="404040"/>
+      </w:rPr>
+      <w:pPr>
+        <w:pBdr/>
+        <w:spacing/>
+        <w:ind/>
+      </w:pPr>
+      <w:tblPr>
+        <w:tblBorders/>
+      </w:tblPr>
+      <w:tcPr>
+        <w:shd w:val="clear" w:color="ffffff"/>
+        <w:tcBorders>
+          <w:top w:val="none" w:color="000000" w:sz="4" w:space="0"/>
+          <w:left w:val="none" w:color="000000" w:sz="4" w:space="0"/>
+          <w:bottom w:val="none" w:color="000000" w:sz="4" w:space="0"/>
+          <w:right w:val="none" w:color="000000" w:sz="4" w:space="0"/>
+        </w:tcBorders>
+      </w:tcPr>
+    </w:tblStylePr>
+    <w:tblStylePr w:type="lastRow">
+      <w:rPr>
+        <w:b/>
+        <w:color w:val="404040"/>
+      </w:rPr>
+      <w:pPr>
+        <w:pBdr/>
+        <w:spacing/>
+        <w:ind/>
+      </w:pPr>
+      <w:tblPr>
+        <w:tblBorders/>
+      </w:tblPr>
+      <w:tcPr>
+        <w:shd w:val="clear" w:color="ffffff"/>
+        <w:tcBorders>
+          <w:top w:val="none" w:color="000000" w:sz="4" w:space="0"/>
+          <w:left w:val="none" w:color="000000" w:sz="4" w:space="0"/>
+          <w:bottom w:val="none" w:color="000000" w:sz="4" w:space="0"/>
+          <w:right w:val="none" w:color="000000" w:sz="4" w:space="0"/>
+        </w:tcBorders>
+      </w:tcPr>
+    </w:tblStylePr>
     <w:tblStylePr w:type="nwCell">
       <w:pPr>
         <w:pBdr/>
@@ -6112,9 +6264,9 @@
       </w:tcPr>
     </w:tblStylePr>
   </w:style>
-  <w:style w:type="table" w:styleId="35">
+  <w:style w:type="table" w:styleId="721">
     <w:name w:val="Grid Table 3 - Accent 3"/>
-    <w:basedOn w:val="661"/>
+    <w:basedOn w:val="882"/>
     <w:uiPriority w:val="99"/>
     <w:pPr>
       <w:pBdr/>
@@ -6213,29 +6365,6 @@
         <w:tblBorders/>
       </w:tblPr>
       <w:tcPr>
-        <w:shd w:color="ffffff"/>
-        <w:tcBorders>
-          <w:top w:val="none" w:color="000000" w:sz="4" w:space="0"/>
-          <w:left w:val="none" w:color="000000" w:sz="4" w:space="0"/>
-          <w:bottom w:val="none" w:color="000000" w:sz="4" w:space="0"/>
-          <w:right w:val="none" w:color="000000" w:sz="4" w:space="0"/>
-        </w:tcBorders>
-      </w:tcPr>
-    </w:tblStylePr>
-    <w:tblStylePr w:type="firstRow">
-      <w:rPr>
-        <w:b/>
-        <w:color w:val="404040"/>
-      </w:rPr>
-      <w:pPr>
-        <w:pBdr/>
-        <w:spacing/>
-        <w:ind/>
-      </w:pPr>
-      <w:tblPr>
-        <w:tblBorders/>
-      </w:tblPr>
-      <w:tcPr>
         <w:shd w:val="clear" w:color="ffffff"/>
         <w:tcBorders>
           <w:top w:val="none" w:color="000000" w:sz="4" w:space="0"/>
@@ -6245,30 +6374,7 @@
         </w:tcBorders>
       </w:tcPr>
     </w:tblStylePr>
-    <w:tblStylePr w:type="lastCol">
-      <w:rPr>
-        <w:i/>
-        <w:color w:val="404040"/>
-      </w:rPr>
-      <w:pPr>
-        <w:pBdr/>
-        <w:spacing/>
-        <w:ind/>
-      </w:pPr>
-      <w:tblPr>
-        <w:tblBorders/>
-      </w:tblPr>
-      <w:tcPr>
-        <w:shd w:color="ffffff"/>
-        <w:tcBorders>
-          <w:top w:val="none" w:color="000000" w:sz="4" w:space="0"/>
-          <w:left w:val="none" w:color="000000" w:sz="4" w:space="0"/>
-          <w:bottom w:val="none" w:color="000000" w:sz="4" w:space="0"/>
-          <w:right w:val="none" w:color="000000" w:sz="4" w:space="0"/>
-        </w:tcBorders>
-      </w:tcPr>
-    </w:tblStylePr>
-    <w:tblStylePr w:type="lastRow">
+    <w:tblStylePr w:type="firstRow">
       <w:rPr>
         <w:b/>
         <w:color w:val="404040"/>
@@ -6291,6 +6397,52 @@
         </w:tcBorders>
       </w:tcPr>
     </w:tblStylePr>
+    <w:tblStylePr w:type="lastCol">
+      <w:rPr>
+        <w:i/>
+        <w:color w:val="404040"/>
+      </w:rPr>
+      <w:pPr>
+        <w:pBdr/>
+        <w:spacing/>
+        <w:ind/>
+      </w:pPr>
+      <w:tblPr>
+        <w:tblBorders/>
+      </w:tblPr>
+      <w:tcPr>
+        <w:shd w:val="clear" w:color="ffffff"/>
+        <w:tcBorders>
+          <w:top w:val="none" w:color="000000" w:sz="4" w:space="0"/>
+          <w:left w:val="none" w:color="000000" w:sz="4" w:space="0"/>
+          <w:bottom w:val="none" w:color="000000" w:sz="4" w:space="0"/>
+          <w:right w:val="none" w:color="000000" w:sz="4" w:space="0"/>
+        </w:tcBorders>
+      </w:tcPr>
+    </w:tblStylePr>
+    <w:tblStylePr w:type="lastRow">
+      <w:rPr>
+        <w:b/>
+        <w:color w:val="404040"/>
+      </w:rPr>
+      <w:pPr>
+        <w:pBdr/>
+        <w:spacing/>
+        <w:ind/>
+      </w:pPr>
+      <w:tblPr>
+        <w:tblBorders/>
+      </w:tblPr>
+      <w:tcPr>
+        <w:shd w:val="clear" w:color="ffffff"/>
+        <w:tcBorders>
+          <w:top w:val="none" w:color="000000" w:sz="4" w:space="0"/>
+          <w:left w:val="none" w:color="000000" w:sz="4" w:space="0"/>
+          <w:bottom w:val="none" w:color="000000" w:sz="4" w:space="0"/>
+          <w:right w:val="none" w:color="000000" w:sz="4" w:space="0"/>
+        </w:tcBorders>
+      </w:tcPr>
+    </w:tblStylePr>
     <w:tblStylePr w:type="nwCell">
       <w:pPr>
         <w:pBdr/>
@@ -6357,9 +6509,9 @@
       </w:tcPr>
     </w:tblStylePr>
   </w:style>
-  <w:style w:type="table" w:styleId="36">
+  <w:style w:type="table" w:styleId="722">
     <w:name w:val="Grid Table 3 - Accent 4"/>
-    <w:basedOn w:val="661"/>
+    <w:basedOn w:val="882"/>
     <w:uiPriority w:val="99"/>
     <w:pPr>
       <w:pBdr/>
@@ -6458,29 +6610,6 @@
         <w:tblBorders/>
       </w:tblPr>
       <w:tcPr>
-        <w:shd w:color="ffffff"/>
-        <w:tcBorders>
-          <w:top w:val="none" w:color="000000" w:sz="4" w:space="0"/>
-          <w:left w:val="none" w:color="000000" w:sz="4" w:space="0"/>
-          <w:bottom w:val="none" w:color="000000" w:sz="4" w:space="0"/>
-          <w:right w:val="none" w:color="000000" w:sz="4" w:space="0"/>
-        </w:tcBorders>
-      </w:tcPr>
-    </w:tblStylePr>
-    <w:tblStylePr w:type="firstRow">
-      <w:rPr>
-        <w:b/>
-        <w:color w:val="404040"/>
-      </w:rPr>
-      <w:pPr>
-        <w:pBdr/>
-        <w:spacing/>
-        <w:ind/>
-      </w:pPr>
-      <w:tblPr>
-        <w:tblBorders/>
-      </w:tblPr>
-      <w:tcPr>
         <w:shd w:val="clear" w:color="ffffff"/>
         <w:tcBorders>
           <w:top w:val="none" w:color="000000" w:sz="4" w:space="0"/>
@@ -6490,30 +6619,7 @@
         </w:tcBorders>
       </w:tcPr>
     </w:tblStylePr>
-    <w:tblStylePr w:type="lastCol">
-      <w:rPr>
-        <w:i/>
-        <w:color w:val="404040"/>
-      </w:rPr>
-      <w:pPr>
-        <w:pBdr/>
-        <w:spacing/>
-        <w:ind/>
-      </w:pPr>
-      <w:tblPr>
-        <w:tblBorders/>
-      </w:tblPr>
-      <w:tcPr>
-        <w:shd w:color="ffffff"/>
-        <w:tcBorders>
-          <w:top w:val="none" w:color="000000" w:sz="4" w:space="0"/>
-          <w:left w:val="none" w:color="000000" w:sz="4" w:space="0"/>
-          <w:bottom w:val="none" w:color="000000" w:sz="4" w:space="0"/>
-          <w:right w:val="none" w:color="000000" w:sz="4" w:space="0"/>
-        </w:tcBorders>
-      </w:tcPr>
-    </w:tblStylePr>
-    <w:tblStylePr w:type="lastRow">
+    <w:tblStylePr w:type="firstRow">
       <w:rPr>
         <w:b/>
         <w:color w:val="404040"/>
@@ -6536,6 +6642,52 @@
         </w:tcBorders>
       </w:tcPr>
     </w:tblStylePr>
+    <w:tblStylePr w:type="lastCol">
+      <w:rPr>
+        <w:i/>
+        <w:color w:val="404040"/>
+      </w:rPr>
+      <w:pPr>
+        <w:pBdr/>
+        <w:spacing/>
+        <w:ind/>
+      </w:pPr>
+      <w:tblPr>
+        <w:tblBorders/>
+      </w:tblPr>
+      <w:tcPr>
+        <w:shd w:val="clear" w:color="ffffff"/>
+        <w:tcBorders>
+          <w:top w:val="none" w:color="000000" w:sz="4" w:space="0"/>
+          <w:left w:val="none" w:color="000000" w:sz="4" w:space="0"/>
+          <w:bottom w:val="none" w:color="000000" w:sz="4" w:space="0"/>
+          <w:right w:val="none" w:color="000000" w:sz="4" w:space="0"/>
+        </w:tcBorders>
+      </w:tcPr>
+    </w:tblStylePr>
+    <w:tblStylePr w:type="lastRow">
+      <w:rPr>
+        <w:b/>
+        <w:color w:val="404040"/>
+      </w:rPr>
+      <w:pPr>
+        <w:pBdr/>
+        <w:spacing/>
+        <w:ind/>
+      </w:pPr>
+      <w:tblPr>
+        <w:tblBorders/>
+      </w:tblPr>
+      <w:tcPr>
+        <w:shd w:val="clear" w:color="ffffff"/>
+        <w:tcBorders>
+          <w:top w:val="none" w:color="000000" w:sz="4" w:space="0"/>
+          <w:left w:val="none" w:color="000000" w:sz="4" w:space="0"/>
+          <w:bottom w:val="none" w:color="000000" w:sz="4" w:space="0"/>
+          <w:right w:val="none" w:color="000000" w:sz="4" w:space="0"/>
+        </w:tcBorders>
+      </w:tcPr>
+    </w:tblStylePr>
     <w:tblStylePr w:type="nwCell">
       <w:pPr>
         <w:pBdr/>
@@ -6602,9 +6754,9 @@
       </w:tcPr>
     </w:tblStylePr>
   </w:style>
-  <w:style w:type="table" w:styleId="37">
+  <w:style w:type="table" w:styleId="723">
     <w:name w:val="Grid Table 3 - Accent 5"/>
-    <w:basedOn w:val="661"/>
+    <w:basedOn w:val="882"/>
     <w:uiPriority w:val="99"/>
     <w:pPr>
       <w:pBdr/>
@@ -6703,29 +6855,6 @@
         <w:tblBorders/>
       </w:tblPr>
       <w:tcPr>
-        <w:shd w:color="ffffff"/>
-        <w:tcBorders>
-          <w:top w:val="none" w:color="000000" w:sz="4" w:space="0"/>
-          <w:left w:val="none" w:color="000000" w:sz="4" w:space="0"/>
-          <w:bottom w:val="none" w:color="000000" w:sz="4" w:space="0"/>
-          <w:right w:val="none" w:color="000000" w:sz="4" w:space="0"/>
-        </w:tcBorders>
-      </w:tcPr>
-    </w:tblStylePr>
-    <w:tblStylePr w:type="firstRow">
-      <w:rPr>
-        <w:b/>
-        <w:color w:val="404040"/>
-      </w:rPr>
-      <w:pPr>
-        <w:pBdr/>
-        <w:spacing/>
-        <w:ind/>
-      </w:pPr>
-      <w:tblPr>
-        <w:tblBorders/>
-      </w:tblPr>
-      <w:tcPr>
         <w:shd w:val="clear" w:color="ffffff"/>
         <w:tcBorders>
           <w:top w:val="none" w:color="000000" w:sz="4" w:space="0"/>
@@ -6735,30 +6864,7 @@
         </w:tcBorders>
       </w:tcPr>
     </w:tblStylePr>
-    <w:tblStylePr w:type="lastCol">
-      <w:rPr>
-        <w:i/>
-        <w:color w:val="404040"/>
-      </w:rPr>
-      <w:pPr>
-        <w:pBdr/>
-        <w:spacing/>
-        <w:ind/>
-      </w:pPr>
-      <w:tblPr>
-        <w:tblBorders/>
-      </w:tblPr>
-      <w:tcPr>
-        <w:shd w:color="ffffff"/>
-        <w:tcBorders>
-          <w:top w:val="none" w:color="000000" w:sz="4" w:space="0"/>
-          <w:left w:val="none" w:color="000000" w:sz="4" w:space="0"/>
-          <w:bottom w:val="none" w:color="000000" w:sz="4" w:space="0"/>
-          <w:right w:val="none" w:color="000000" w:sz="4" w:space="0"/>
-        </w:tcBorders>
-      </w:tcPr>
-    </w:tblStylePr>
-    <w:tblStylePr w:type="lastRow">
+    <w:tblStylePr w:type="firstRow">
       <w:rPr>
         <w:b/>
         <w:color w:val="404040"/>
@@ -6781,6 +6887,52 @@
         </w:tcBorders>
       </w:tcPr>
     </w:tblStylePr>
+    <w:tblStylePr w:type="lastCol">
+      <w:rPr>
+        <w:i/>
+        <w:color w:val="404040"/>
+      </w:rPr>
+      <w:pPr>
+        <w:pBdr/>
+        <w:spacing/>
+        <w:ind/>
+      </w:pPr>
+      <w:tblPr>
+        <w:tblBorders/>
+      </w:tblPr>
+      <w:tcPr>
+        <w:shd w:val="clear" w:color="ffffff"/>
+        <w:tcBorders>
+          <w:top w:val="none" w:color="000000" w:sz="4" w:space="0"/>
+          <w:left w:val="none" w:color="000000" w:sz="4" w:space="0"/>
+          <w:bottom w:val="none" w:color="000000" w:sz="4" w:space="0"/>
+          <w:right w:val="none" w:color="000000" w:sz="4" w:space="0"/>
+        </w:tcBorders>
+      </w:tcPr>
+    </w:tblStylePr>
+    <w:tblStylePr w:type="lastRow">
+      <w:rPr>
+        <w:b/>
+        <w:color w:val="404040"/>
+      </w:rPr>
+      <w:pPr>
+        <w:pBdr/>
+        <w:spacing/>
+        <w:ind/>
+      </w:pPr>
+      <w:tblPr>
+        <w:tblBorders/>
+      </w:tblPr>
+      <w:tcPr>
+        <w:shd w:val="clear" w:color="ffffff"/>
+        <w:tcBorders>
+          <w:top w:val="none" w:color="000000" w:sz="4" w:space="0"/>
+          <w:left w:val="none" w:color="000000" w:sz="4" w:space="0"/>
+          <w:bottom w:val="none" w:color="000000" w:sz="4" w:space="0"/>
+          <w:right w:val="none" w:color="000000" w:sz="4" w:space="0"/>
+        </w:tcBorders>
+      </w:tcPr>
+    </w:tblStylePr>
     <w:tblStylePr w:type="nwCell">
       <w:pPr>
         <w:pBdr/>
@@ -6847,9 +6999,9 @@
       </w:tcPr>
     </w:tblStylePr>
   </w:style>
-  <w:style w:type="table" w:styleId="38">
+  <w:style w:type="table" w:styleId="724">
     <w:name w:val="Grid Table 3 - Accent 6"/>
-    <w:basedOn w:val="661"/>
+    <w:basedOn w:val="882"/>
     <w:uiPriority w:val="99"/>
     <w:pPr>
       <w:pBdr/>
@@ -6948,29 +7100,6 @@
         <w:tblBorders/>
       </w:tblPr>
       <w:tcPr>
-        <w:shd w:color="ffffff"/>
-        <w:tcBorders>
-          <w:top w:val="none" w:color="000000" w:sz="4" w:space="0"/>
-          <w:left w:val="none" w:color="000000" w:sz="4" w:space="0"/>
-          <w:bottom w:val="none" w:color="000000" w:sz="4" w:space="0"/>
-          <w:right w:val="none" w:color="000000" w:sz="4" w:space="0"/>
-        </w:tcBorders>
-      </w:tcPr>
-    </w:tblStylePr>
-    <w:tblStylePr w:type="firstRow">
-      <w:rPr>
-        <w:b/>
-        <w:color w:val="404040"/>
-      </w:rPr>
-      <w:pPr>
-        <w:pBdr/>
-        <w:spacing/>
-        <w:ind/>
-      </w:pPr>
-      <w:tblPr>
-        <w:tblBorders/>
-      </w:tblPr>
-      <w:tcPr>
         <w:shd w:val="clear" w:color="ffffff"/>
         <w:tcBorders>
           <w:top w:val="none" w:color="000000" w:sz="4" w:space="0"/>
@@ -6980,30 +7109,7 @@
         </w:tcBorders>
       </w:tcPr>
     </w:tblStylePr>
-    <w:tblStylePr w:type="lastCol">
-      <w:rPr>
-        <w:i/>
-        <w:color w:val="404040"/>
-      </w:rPr>
-      <w:pPr>
-        <w:pBdr/>
-        <w:spacing/>
-        <w:ind/>
-      </w:pPr>
-      <w:tblPr>
-        <w:tblBorders/>
-      </w:tblPr>
-      <w:tcPr>
-        <w:shd w:color="ffffff"/>
-        <w:tcBorders>
-          <w:top w:val="none" w:color="000000" w:sz="4" w:space="0"/>
-          <w:left w:val="none" w:color="000000" w:sz="4" w:space="0"/>
-          <w:bottom w:val="none" w:color="000000" w:sz="4" w:space="0"/>
-          <w:right w:val="none" w:color="000000" w:sz="4" w:space="0"/>
-        </w:tcBorders>
-      </w:tcPr>
-    </w:tblStylePr>
-    <w:tblStylePr w:type="lastRow">
+    <w:tblStylePr w:type="firstRow">
       <w:rPr>
         <w:b/>
         <w:color w:val="404040"/>
@@ -7026,6 +7132,52 @@
         </w:tcBorders>
       </w:tcPr>
     </w:tblStylePr>
+    <w:tblStylePr w:type="lastCol">
+      <w:rPr>
+        <w:i/>
+        <w:color w:val="404040"/>
+      </w:rPr>
+      <w:pPr>
+        <w:pBdr/>
+        <w:spacing/>
+        <w:ind/>
+      </w:pPr>
+      <w:tblPr>
+        <w:tblBorders/>
+      </w:tblPr>
+      <w:tcPr>
+        <w:shd w:val="clear" w:color="ffffff"/>
+        <w:tcBorders>
+          <w:top w:val="none" w:color="000000" w:sz="4" w:space="0"/>
+          <w:left w:val="none" w:color="000000" w:sz="4" w:space="0"/>
+          <w:bottom w:val="none" w:color="000000" w:sz="4" w:space="0"/>
+          <w:right w:val="none" w:color="000000" w:sz="4" w:space="0"/>
+        </w:tcBorders>
+      </w:tcPr>
+    </w:tblStylePr>
+    <w:tblStylePr w:type="lastRow">
+      <w:rPr>
+        <w:b/>
+        <w:color w:val="404040"/>
+      </w:rPr>
+      <w:pPr>
+        <w:pBdr/>
+        <w:spacing/>
+        <w:ind/>
+      </w:pPr>
+      <w:tblPr>
+        <w:tblBorders/>
+      </w:tblPr>
+      <w:tcPr>
+        <w:shd w:val="clear" w:color="ffffff"/>
+        <w:tcBorders>
+          <w:top w:val="none" w:color="000000" w:sz="4" w:space="0"/>
+          <w:left w:val="none" w:color="000000" w:sz="4" w:space="0"/>
+          <w:bottom w:val="none" w:color="000000" w:sz="4" w:space="0"/>
+          <w:right w:val="none" w:color="000000" w:sz="4" w:space="0"/>
+        </w:tcBorders>
+      </w:tcPr>
+    </w:tblStylePr>
     <w:tblStylePr w:type="nwCell">
       <w:pPr>
         <w:pBdr/>
@@ -7092,9 +7244,9 @@
       </w:tcPr>
     </w:tblStylePr>
   </w:style>
-  <w:style w:type="table" w:styleId="39">
+  <w:style w:type="table" w:styleId="725">
     <w:name w:val="Grid Table 4"/>
-    <w:basedOn w:val="661"/>
+    <w:basedOn w:val="882"/>
     <w:uiPriority w:val="59"/>
     <w:pPr>
       <w:pBdr/>
@@ -7325,9 +7477,9 @@
       </w:tcPr>
     </w:tblStylePr>
   </w:style>
-  <w:style w:type="table" w:styleId="40">
+  <w:style w:type="table" w:styleId="726">
     <w:name w:val="Grid Table 4 - Accent 1"/>
-    <w:basedOn w:val="661"/>
+    <w:basedOn w:val="882"/>
     <w:uiPriority w:val="59"/>
     <w:pPr>
       <w:pBdr/>
@@ -7558,9 +7710,9 @@
       </w:tcPr>
     </w:tblStylePr>
   </w:style>
-  <w:style w:type="table" w:styleId="41">
+  <w:style w:type="table" w:styleId="727">
     <w:name w:val="Grid Table 4 - Accent 2"/>
-    <w:basedOn w:val="661"/>
+    <w:basedOn w:val="882"/>
     <w:uiPriority w:val="59"/>
     <w:pPr>
       <w:pBdr/>
@@ -7791,9 +7943,9 @@
       </w:tcPr>
     </w:tblStylePr>
   </w:style>
-  <w:style w:type="table" w:styleId="42">
+  <w:style w:type="table" w:styleId="728">
     <w:name w:val="Grid Table 4 - Accent 3"/>
-    <w:basedOn w:val="661"/>
+    <w:basedOn w:val="882"/>
     <w:uiPriority w:val="59"/>
     <w:pPr>
       <w:pBdr/>
@@ -8024,9 +8176,9 @@
       </w:tcPr>
     </w:tblStylePr>
   </w:style>
-  <w:style w:type="table" w:styleId="43">
+  <w:style w:type="table" w:styleId="729">
     <w:name w:val="Grid Table 4 - Accent 4"/>
-    <w:basedOn w:val="661"/>
+    <w:basedOn w:val="882"/>
     <w:uiPriority w:val="59"/>
     <w:pPr>
       <w:pBdr/>
@@ -8257,9 +8409,9 @@
       </w:tcPr>
     </w:tblStylePr>
   </w:style>
-  <w:style w:type="table" w:styleId="44">
+  <w:style w:type="table" w:styleId="730">
     <w:name w:val="Grid Table 4 - Accent 5"/>
-    <w:basedOn w:val="661"/>
+    <w:basedOn w:val="882"/>
     <w:uiPriority w:val="59"/>
     <w:pPr>
       <w:pBdr/>
@@ -8490,9 +8642,9 @@
       </w:tcPr>
     </w:tblStylePr>
   </w:style>
-  <w:style w:type="table" w:styleId="45">
+  <w:style w:type="table" w:styleId="731">
     <w:name w:val="Grid Table 4 - Accent 6"/>
-    <w:basedOn w:val="661"/>
+    <w:basedOn w:val="882"/>
     <w:uiPriority w:val="59"/>
     <w:pPr>
       <w:pBdr/>
@@ -8723,9 +8875,9 @@
       </w:tcPr>
     </w:tblStylePr>
   </w:style>
-  <w:style w:type="table" w:styleId="46">
+  <w:style w:type="table" w:styleId="732">
     <w:name w:val="Grid Table 5 Dark"/>
-    <w:basedOn w:val="661"/>
+    <w:basedOn w:val="882"/>
     <w:uiPriority w:val="99"/>
     <w:pPr>
       <w:pBdr/>
@@ -8951,9 +9103,9 @@
       </w:tcPr>
     </w:tblStylePr>
   </w:style>
-  <w:style w:type="table" w:styleId="47">
+  <w:style w:type="table" w:styleId="733">
     <w:name w:val="Grid Table 5 Dark- Accent 1"/>
-    <w:basedOn w:val="661"/>
+    <w:basedOn w:val="882"/>
     <w:uiPriority w:val="99"/>
     <w:pPr>
       <w:pBdr/>
@@ -9179,9 +9331,9 @@
       </w:tcPr>
     </w:tblStylePr>
   </w:style>
-  <w:style w:type="table" w:styleId="48">
+  <w:style w:type="table" w:styleId="734">
     <w:name w:val="Grid Table 5 Dark - Accent 2"/>
-    <w:basedOn w:val="661"/>
+    <w:basedOn w:val="882"/>
     <w:uiPriority w:val="99"/>
     <w:pPr>
       <w:pBdr/>
@@ -9407,9 +9559,9 @@
       </w:tcPr>
     </w:tblStylePr>
   </w:style>
-  <w:style w:type="table" w:styleId="49">
+  <w:style w:type="table" w:styleId="735">
     <w:name w:val="Grid Table 5 Dark - Accent 3"/>
-    <w:basedOn w:val="661"/>
+    <w:basedOn w:val="882"/>
     <w:uiPriority w:val="99"/>
     <w:pPr>
       <w:pBdr/>
@@ -9635,9 +9787,9 @@
       </w:tcPr>
     </w:tblStylePr>
   </w:style>
-  <w:style w:type="table" w:styleId="50">
+  <w:style w:type="table" w:styleId="736">
     <w:name w:val="Grid Table 5 Dark- Accent 4"/>
-    <w:basedOn w:val="661"/>
+    <w:basedOn w:val="882"/>
     <w:uiPriority w:val="99"/>
     <w:pPr>
       <w:pBdr/>
@@ -9863,9 +10015,9 @@
       </w:tcPr>
     </w:tblStylePr>
   </w:style>
-  <w:style w:type="table" w:styleId="51">
+  <w:style w:type="table" w:styleId="737">
     <w:name w:val="Grid Table 5 Dark - Accent 5"/>
-    <w:basedOn w:val="661"/>
+    <w:basedOn w:val="882"/>
     <w:uiPriority w:val="99"/>
     <w:pPr>
       <w:pBdr/>
@@ -10091,9 +10243,9 @@
       </w:tcPr>
     </w:tblStylePr>
   </w:style>
-  <w:style w:type="table" w:styleId="52">
+  <w:style w:type="table" w:styleId="738">
     <w:name w:val="Grid Table 5 Dark - Accent 6"/>
-    <w:basedOn w:val="661"/>
+    <w:basedOn w:val="882"/>
     <w:uiPriority w:val="99"/>
     <w:pPr>
       <w:pBdr/>
@@ -10319,9 +10471,9 @@
       </w:tcPr>
     </w:tblStylePr>
   </w:style>
-  <w:style w:type="table" w:styleId="53">
+  <w:style w:type="table" w:styleId="739">
     <w:name w:val="Grid Table 6 Colorful"/>
-    <w:basedOn w:val="661"/>
+    <w:basedOn w:val="882"/>
     <w:uiPriority w:val="99"/>
     <w:pPr>
       <w:pBdr/>
@@ -10549,9 +10701,9 @@
       </w:tcPr>
     </w:tblStylePr>
   </w:style>
-  <w:style w:type="table" w:styleId="54">
+  <w:style w:type="table" w:styleId="740">
     <w:name w:val="Grid Table 6 Colorful - Accent 1"/>
-    <w:basedOn w:val="661"/>
+    <w:basedOn w:val="882"/>
     <w:uiPriority w:val="99"/>
     <w:pPr>
       <w:pBdr/>
@@ -10779,9 +10931,9 @@
       </w:tcPr>
     </w:tblStylePr>
   </w:style>
-  <w:style w:type="table" w:styleId="55">
+  <w:style w:type="table" w:styleId="741">
     <w:name w:val="Grid Table 6 Colorful - Accent 2"/>
-    <w:basedOn w:val="661"/>
+    <w:basedOn w:val="882"/>
     <w:uiPriority w:val="99"/>
     <w:pPr>
       <w:pBdr/>
@@ -11009,9 +11161,9 @@
       </w:tcPr>
     </w:tblStylePr>
   </w:style>
-  <w:style w:type="table" w:styleId="56">
+  <w:style w:type="table" w:styleId="742">
     <w:name w:val="Grid Table 6 Colorful - Accent 3"/>
-    <w:basedOn w:val="661"/>
+    <w:basedOn w:val="882"/>
     <w:uiPriority w:val="99"/>
     <w:pPr>
       <w:pBdr/>
@@ -11239,9 +11391,9 @@
       </w:tcPr>
     </w:tblStylePr>
   </w:style>
-  <w:style w:type="table" w:styleId="57">
+  <w:style w:type="table" w:styleId="743">
     <w:name w:val="Grid Table 6 Colorful - Accent 4"/>
-    <w:basedOn w:val="661"/>
+    <w:basedOn w:val="882"/>
     <w:uiPriority w:val="99"/>
     <w:pPr>
       <w:pBdr/>
@@ -11469,9 +11621,9 @@
       </w:tcPr>
     </w:tblStylePr>
   </w:style>
-  <w:style w:type="table" w:styleId="58">
+  <w:style w:type="table" w:styleId="744">
     <w:name w:val="Grid Table 6 Colorful - Accent 5"/>
-    <w:basedOn w:val="661"/>
+    <w:basedOn w:val="882"/>
     <w:uiPriority w:val="99"/>
     <w:pPr>
       <w:pBdr/>
@@ -11699,9 +11851,9 @@
       </w:tcPr>
     </w:tblStylePr>
   </w:style>
-  <w:style w:type="table" w:styleId="59">
+  <w:style w:type="table" w:styleId="745">
     <w:name w:val="Grid Table 6 Colorful - Accent 6"/>
-    <w:basedOn w:val="661"/>
+    <w:basedOn w:val="882"/>
     <w:uiPriority w:val="99"/>
     <w:pPr>
       <w:pBdr/>
@@ -11929,9 +12081,9 @@
       </w:tcPr>
     </w:tblStylePr>
   </w:style>
-  <w:style w:type="table" w:styleId="60">
+  <w:style w:type="table" w:styleId="746">
     <w:name w:val="Grid Table 7 Colorful"/>
-    <w:basedOn w:val="661"/>
+    <w:basedOn w:val="882"/>
     <w:uiPriority w:val="99"/>
     <w:pPr>
       <w:pBdr/>
@@ -12033,11 +12185,11 @@
         <w:tblBorders/>
       </w:tblPr>
       <w:tcPr>
-        <w:shd w:color="ffffff"/>
+        <w:shd w:val="clear" w:color="ffffff"/>
         <w:tcBorders>
-          <w:top w:val="none"/>
-          <w:left w:val="none"/>
-          <w:bottom w:val="none"/>
+          <w:top w:val="none" w:color="000000" w:sz="4" w:space="0"/>
+          <w:left w:val="none" w:color="000000" w:sz="4" w:space="0"/>
+          <w:bottom w:val="none" w:color="000000" w:sz="4" w:space="0"/>
           <w:right w:val="single" w:color="000000" w:themeColor="text1" w:themeTint="80" w:sz="4" w:space="0"/>
         </w:tcBorders>
       </w:tcPr>
@@ -12060,10 +12212,10 @@
       <w:tcPr>
         <w:shd w:val="clear" w:color="ffffff" w:themeColor="light1" w:fill="ffffff" w:themeFill="light1"/>
         <w:tcBorders>
-          <w:top w:val="none"/>
-          <w:left w:val="none"/>
+          <w:top w:val="none" w:color="000000" w:sz="4" w:space="0"/>
+          <w:left w:val="none" w:color="000000" w:sz="4" w:space="0"/>
           <w:bottom w:val="single" w:color="000000" w:themeColor="text1" w:themeTint="80" w:sz="4" w:space="0"/>
-          <w:right w:val="none"/>
+          <w:right w:val="none" w:color="000000" w:sz="4" w:space="0"/>
         </w:tcBorders>
       </w:tcPr>
     </w:tblStylePr>
@@ -12083,12 +12235,12 @@
         <w:tblBorders/>
       </w:tblPr>
       <w:tcPr>
-        <w:shd w:color="ffffff"/>
+        <w:shd w:val="clear" w:color="ffffff"/>
         <w:tcBorders>
-          <w:top w:val="none"/>
+          <w:top w:val="none" w:color="000000" w:sz="4" w:space="0"/>
           <w:left w:val="single" w:color="000000" w:themeColor="text1" w:themeTint="80" w:sz="4" w:space="0"/>
-          <w:bottom w:val="none"/>
-          <w:right w:val="none"/>
+          <w:bottom w:val="none" w:color="000000" w:sz="4" w:space="0"/>
+          <w:right w:val="none" w:color="000000" w:sz="4" w:space="0"/>
         </w:tcBorders>
       </w:tcPr>
     </w:tblStylePr>
@@ -12111,9 +12263,9 @@
         <w:shd w:val="clear" w:color="ffffff" w:themeColor="light1" w:fill="ffffff" w:themeFill="light1"/>
         <w:tcBorders>
           <w:top w:val="single" w:color="000000" w:themeColor="text1" w:themeTint="80" w:sz="4" w:space="0"/>
-          <w:left w:val="none"/>
-          <w:bottom w:val="none"/>
-          <w:right w:val="none"/>
+          <w:left w:val="none" w:color="000000" w:sz="4" w:space="0"/>
+          <w:bottom w:val="none" w:color="000000" w:sz="4" w:space="0"/>
+          <w:right w:val="none" w:color="000000" w:sz="4" w:space="0"/>
         </w:tcBorders>
       </w:tcPr>
     </w:tblStylePr>
@@ -12183,9 +12335,9 @@
       </w:tcPr>
     </w:tblStylePr>
   </w:style>
-  <w:style w:type="table" w:styleId="61">
+  <w:style w:type="table" w:styleId="747">
     <w:name w:val="Grid Table 7 Colorful - Accent 1"/>
-    <w:basedOn w:val="661"/>
+    <w:basedOn w:val="882"/>
     <w:uiPriority w:val="99"/>
     <w:pPr>
       <w:pBdr/>
@@ -12287,11 +12439,11 @@
         <w:tblBorders/>
       </w:tblPr>
       <w:tcPr>
-        <w:shd w:color="ffffff"/>
+        <w:shd w:val="clear" w:color="ffffff"/>
         <w:tcBorders>
-          <w:top w:val="none"/>
-          <w:left w:val="none"/>
-          <w:bottom w:val="none"/>
+          <w:top w:val="none" w:color="000000" w:sz="4" w:space="0"/>
+          <w:left w:val="none" w:color="000000" w:sz="4" w:space="0"/>
+          <w:bottom w:val="none" w:color="000000" w:sz="4" w:space="0"/>
           <w:right w:val="single" w:color="000000" w:themeColor="accent1" w:themeTint="80" w:sz="4" w:space="0"/>
         </w:tcBorders>
       </w:tcPr>
@@ -12314,10 +12466,10 @@
       <w:tcPr>
         <w:shd w:val="clear" w:color="ffffff" w:themeColor="light1" w:fill="ffffff" w:themeFill="light1"/>
         <w:tcBorders>
-          <w:top w:val="none"/>
-          <w:left w:val="none"/>
+          <w:top w:val="none" w:color="000000" w:sz="4" w:space="0"/>
+          <w:left w:val="none" w:color="000000" w:sz="4" w:space="0"/>
           <w:bottom w:val="single" w:color="000000" w:themeColor="accent1" w:themeTint="80" w:sz="4" w:space="0"/>
-          <w:right w:val="none"/>
+          <w:right w:val="none" w:color="000000" w:sz="4" w:space="0"/>
         </w:tcBorders>
       </w:tcPr>
     </w:tblStylePr>
@@ -12337,12 +12489,12 @@
         <w:tblBorders/>
       </w:tblPr>
       <w:tcPr>
-        <w:shd w:color="ffffff"/>
+        <w:shd w:val="clear" w:color="ffffff"/>
         <w:tcBorders>
-          <w:top w:val="none"/>
+          <w:top w:val="none" w:color="000000" w:sz="4" w:space="0"/>
           <w:left w:val="single" w:color="000000" w:themeColor="accent1" w:themeTint="80" w:sz="4" w:space="0"/>
-          <w:bottom w:val="none"/>
-          <w:right w:val="none"/>
+          <w:bottom w:val="none" w:color="000000" w:sz="4" w:space="0"/>
+          <w:right w:val="none" w:color="000000" w:sz="4" w:space="0"/>
         </w:tcBorders>
       </w:tcPr>
     </w:tblStylePr>
@@ -12365,9 +12517,9 @@
         <w:shd w:val="clear" w:color="ffffff" w:themeColor="light1" w:fill="ffffff" w:themeFill="light1"/>
         <w:tcBorders>
           <w:top w:val="single" w:color="000000" w:themeColor="accent1" w:themeTint="80" w:sz="4" w:space="0"/>
-          <w:left w:val="none"/>
-          <w:bottom w:val="none"/>
-          <w:right w:val="none"/>
+          <w:left w:val="none" w:color="000000" w:sz="4" w:space="0"/>
+          <w:bottom w:val="none" w:color="000000" w:sz="4" w:space="0"/>
+          <w:right w:val="none" w:color="000000" w:sz="4" w:space="0"/>
         </w:tcBorders>
       </w:tcPr>
     </w:tblStylePr>
@@ -12437,9 +12589,9 @@
       </w:tcPr>
     </w:tblStylePr>
   </w:style>
-  <w:style w:type="table" w:styleId="62">
+  <w:style w:type="table" w:styleId="748">
     <w:name w:val="Grid Table 7 Colorful - Accent 2"/>
-    <w:basedOn w:val="661"/>
+    <w:basedOn w:val="882"/>
     <w:uiPriority w:val="99"/>
     <w:pPr>
       <w:pBdr/>
@@ -12541,11 +12693,11 @@
         <w:tblBorders/>
       </w:tblPr>
       <w:tcPr>
-        <w:shd w:color="ffffff"/>
+        <w:shd w:val="clear" w:color="ffffff"/>
         <w:tcBorders>
-          <w:top w:val="none"/>
-          <w:left w:val="none"/>
-          <w:bottom w:val="none"/>
+          <w:top w:val="none" w:color="000000" w:sz="4" w:space="0"/>
+          <w:left w:val="none" w:color="000000" w:sz="4" w:space="0"/>
+          <w:bottom w:val="none" w:color="000000" w:sz="4" w:space="0"/>
           <w:right w:val="single" w:color="000000" w:themeColor="accent2" w:themeTint="97" w:sz="4" w:space="0"/>
         </w:tcBorders>
       </w:tcPr>
@@ -12568,10 +12720,10 @@
       <w:tcPr>
         <w:shd w:val="clear" w:color="ffffff" w:themeColor="light1" w:fill="ffffff" w:themeFill="light1"/>
         <w:tcBorders>
-          <w:top w:val="none"/>
-          <w:left w:val="none"/>
+          <w:top w:val="none" w:color="000000" w:sz="4" w:space="0"/>
+          <w:left w:val="none" w:color="000000" w:sz="4" w:space="0"/>
           <w:bottom w:val="single" w:color="000000" w:themeColor="accent2" w:themeTint="97" w:sz="4" w:space="0"/>
-          <w:right w:val="none"/>
+          <w:right w:val="none" w:color="000000" w:sz="4" w:space="0"/>
         </w:tcBorders>
       </w:tcPr>
     </w:tblStylePr>
@@ -12591,12 +12743,12 @@
         <w:tblBorders/>
       </w:tblPr>
       <w:tcPr>
-        <w:shd w:color="ffffff"/>
+        <w:shd w:val="clear" w:color="ffffff"/>
         <w:tcBorders>
-          <w:top w:val="none"/>
+          <w:top w:val="none" w:color="000000" w:sz="4" w:space="0"/>
           <w:left w:val="single" w:color="000000" w:themeColor="accent2" w:themeTint="97" w:sz="4" w:space="0"/>
-          <w:bottom w:val="none"/>
-          <w:right w:val="none"/>
+          <w:bottom w:val="none" w:color="000000" w:sz="4" w:space="0"/>
+          <w:right w:val="none" w:color="000000" w:sz="4" w:space="0"/>
         </w:tcBorders>
       </w:tcPr>
     </w:tblStylePr>
@@ -12619,9 +12771,9 @@
         <w:shd w:val="clear" w:color="ffffff" w:themeColor="light1" w:fill="ffffff" w:themeFill="light1"/>
         <w:tcBorders>
           <w:top w:val="single" w:color="000000" w:themeColor="accent2" w:themeTint="97" w:sz="4" w:space="0"/>
-          <w:left w:val="none"/>
-          <w:bottom w:val="none"/>
-          <w:right w:val="none"/>
+          <w:left w:val="none" w:color="000000" w:sz="4" w:space="0"/>
+          <w:bottom w:val="none" w:color="000000" w:sz="4" w:space="0"/>
+          <w:right w:val="none" w:color="000000" w:sz="4" w:space="0"/>
         </w:tcBorders>
       </w:tcPr>
     </w:tblStylePr>
@@ -12691,9 +12843,9 @@
       </w:tcPr>
     </w:tblStylePr>
   </w:style>
-  <w:style w:type="table" w:styleId="63">
+  <w:style w:type="table" w:styleId="749">
     <w:name w:val="Grid Table 7 Colorful - Accent 3"/>
-    <w:basedOn w:val="661"/>
+    <w:basedOn w:val="882"/>
     <w:uiPriority w:val="99"/>
     <w:pPr>
       <w:pBdr/>
@@ -12795,11 +12947,11 @@
         <w:tblBorders/>
       </w:tblPr>
       <w:tcPr>
-        <w:shd w:color="ffffff"/>
+        <w:shd w:val="clear" w:color="ffffff"/>
         <w:tcBorders>
-          <w:top w:val="none"/>
-          <w:left w:val="none"/>
-          <w:bottom w:val="none"/>
+          <w:top w:val="none" w:color="000000" w:sz="4" w:space="0"/>
+          <w:left w:val="none" w:color="000000" w:sz="4" w:space="0"/>
+          <w:bottom w:val="none" w:color="000000" w:sz="4" w:space="0"/>
           <w:right w:val="single" w:color="000000" w:themeColor="accent3" w:themeTint="FE" w:sz="4" w:space="0"/>
         </w:tcBorders>
       </w:tcPr>
@@ -12822,10 +12974,10 @@
       <w:tcPr>
         <w:shd w:val="clear" w:color="ffffff" w:themeColor="light1" w:fill="ffffff" w:themeFill="light1"/>
         <w:tcBorders>
-          <w:top w:val="none"/>
-          <w:left w:val="none"/>
+          <w:top w:val="none" w:color="000000" w:sz="4" w:space="0"/>
+          <w:left w:val="none" w:color="000000" w:sz="4" w:space="0"/>
           <w:bottom w:val="single" w:color="000000" w:themeColor="accent3" w:themeTint="FE" w:sz="4" w:space="0"/>
-          <w:right w:val="none"/>
+          <w:right w:val="none" w:color="000000" w:sz="4" w:space="0"/>
         </w:tcBorders>
       </w:tcPr>
     </w:tblStylePr>
@@ -12845,12 +12997,12 @@
         <w:tblBorders/>
       </w:tblPr>
       <w:tcPr>
-        <w:shd w:color="ffffff"/>
+        <w:shd w:val="clear" w:color="ffffff"/>
         <w:tcBorders>
-          <w:top w:val="none"/>
+          <w:top w:val="none" w:color="000000" w:sz="4" w:space="0"/>
           <w:left w:val="single" w:color="000000" w:themeColor="accent3" w:themeTint="FE" w:sz="4" w:space="0"/>
-          <w:bottom w:val="none"/>
-          <w:right w:val="none"/>
+          <w:bottom w:val="none" w:color="000000" w:sz="4" w:space="0"/>
+          <w:right w:val="none" w:color="000000" w:sz="4" w:space="0"/>
         </w:tcBorders>
       </w:tcPr>
     </w:tblStylePr>
@@ -12873,9 +13025,9 @@
         <w:shd w:val="clear" w:color="ffffff" w:themeColor="light1" w:fill="ffffff" w:themeFill="light1"/>
         <w:tcBorders>
           <w:top w:val="single" w:color="000000" w:themeColor="accent3" w:themeTint="FE" w:sz="4" w:space="0"/>
-          <w:left w:val="none"/>
-          <w:bottom w:val="none"/>
-          <w:right w:val="none"/>
+          <w:left w:val="none" w:color="000000" w:sz="4" w:space="0"/>
+          <w:bottom w:val="none" w:color="000000" w:sz="4" w:space="0"/>
+          <w:right w:val="none" w:color="000000" w:sz="4" w:space="0"/>
         </w:tcBorders>
       </w:tcPr>
     </w:tblStylePr>
@@ -12945,9 +13097,9 @@
       </w:tcPr>
     </w:tblStylePr>
   </w:style>
-  <w:style w:type="table" w:styleId="64">
+  <w:style w:type="table" w:styleId="750">
     <w:name w:val="Grid Table 7 Colorful - Accent 4"/>
-    <w:basedOn w:val="661"/>
+    <w:basedOn w:val="882"/>
     <w:uiPriority w:val="99"/>
     <w:pPr>
       <w:pBdr/>
@@ -13049,11 +13201,11 @@
         <w:tblBorders/>
       </w:tblPr>
       <w:tcPr>
-        <w:shd w:color="ffffff"/>
+        <w:shd w:val="clear" w:color="ffffff"/>
         <w:tcBorders>
-          <w:top w:val="none"/>
-          <w:left w:val="none"/>
-          <w:bottom w:val="none"/>
+          <w:top w:val="none" w:color="000000" w:sz="4" w:space="0"/>
+          <w:left w:val="none" w:color="000000" w:sz="4" w:space="0"/>
+          <w:bottom w:val="none" w:color="000000" w:sz="4" w:space="0"/>
           <w:right w:val="single" w:color="000000" w:themeColor="accent4" w:themeTint="9A" w:sz="4" w:space="0"/>
         </w:tcBorders>
       </w:tcPr>
@@ -13076,10 +13228,10 @@
       <w:tcPr>
         <w:shd w:val="clear" w:color="ffffff" w:themeColor="light1" w:fill="ffffff" w:themeFill="light1"/>
         <w:tcBorders>
-          <w:top w:val="none"/>
-          <w:left w:val="none"/>
+          <w:top w:val="none" w:color="000000" w:sz="4" w:space="0"/>
+          <w:left w:val="none" w:color="000000" w:sz="4" w:space="0"/>
           <w:bottom w:val="single" w:color="000000" w:themeColor="accent4" w:themeTint="9A" w:sz="4" w:space="0"/>
-          <w:right w:val="none"/>
+          <w:right w:val="none" w:color="000000" w:sz="4" w:space="0"/>
         </w:tcBorders>
       </w:tcPr>
     </w:tblStylePr>
@@ -13099,12 +13251,12 @@
         <w:tblBorders/>
       </w:tblPr>
       <w:tcPr>
-        <w:shd w:color="ffffff"/>
+        <w:shd w:val="clear" w:color="ffffff"/>
         <w:tcBorders>
-          <w:top w:val="none"/>
+          <w:top w:val="none" w:color="000000" w:sz="4" w:space="0"/>
           <w:left w:val="single" w:color="000000" w:themeColor="accent4" w:themeTint="9A" w:sz="4" w:space="0"/>
-          <w:bottom w:val="none"/>
-          <w:right w:val="none"/>
+          <w:bottom w:val="none" w:color="000000" w:sz="4" w:space="0"/>
+          <w:right w:val="none" w:color="000000" w:sz="4" w:space="0"/>
         </w:tcBorders>
       </w:tcPr>
     </w:tblStylePr>
@@ -13127,9 +13279,9 @@
         <w:shd w:val="clear" w:color="ffffff" w:themeColor="light1" w:fill="ffffff" w:themeFill="light1"/>
         <w:tcBorders>
           <w:top w:val="single" w:color="000000" w:themeColor="accent4" w:themeTint="9A" w:sz="4" w:space="0"/>
-          <w:left w:val="none"/>
-          <w:bottom w:val="none"/>
-          <w:right w:val="none"/>
+          <w:left w:val="none" w:color="000000" w:sz="4" w:space="0"/>
+          <w:bottom w:val="none" w:color="000000" w:sz="4" w:space="0"/>
+          <w:right w:val="none" w:color="000000" w:sz="4" w:space="0"/>
         </w:tcBorders>
       </w:tcPr>
     </w:tblStylePr>
@@ -13199,9 +13351,9 @@
       </w:tcPr>
     </w:tblStylePr>
   </w:style>
-  <w:style w:type="table" w:styleId="65">
+  <w:style w:type="table" w:styleId="751">
     <w:name w:val="Grid Table 7 Colorful - Accent 5"/>
-    <w:basedOn w:val="661"/>
+    <w:basedOn w:val="882"/>
     <w:uiPriority w:val="99"/>
     <w:pPr>
       <w:pBdr/>
@@ -13303,11 +13455,11 @@
         <w:tblBorders/>
       </w:tblPr>
       <w:tcPr>
-        <w:shd w:color="ffffff"/>
+        <w:shd w:val="clear" w:color="ffffff"/>
         <w:tcBorders>
-          <w:top w:val="none"/>
-          <w:left w:val="none"/>
-          <w:bottom w:val="none"/>
+          <w:top w:val="none" w:color="000000" w:sz="4" w:space="0"/>
+          <w:left w:val="none" w:color="000000" w:sz="4" w:space="0"/>
+          <w:bottom w:val="none" w:color="000000" w:sz="4" w:space="0"/>
           <w:right w:val="single" w:color="000000" w:themeColor="accent5" w:themeTint="90" w:sz="4" w:space="0"/>
         </w:tcBorders>
       </w:tcPr>
@@ -13330,10 +13482,10 @@
       <w:tcPr>
         <w:shd w:val="clear" w:color="ffffff" w:themeColor="light1" w:fill="ffffff" w:themeFill="light1"/>
         <w:tcBorders>
-          <w:top w:val="none"/>
-          <w:left w:val="none"/>
+          <w:top w:val="none" w:color="000000" w:sz="4" w:space="0"/>
+          <w:left w:val="none" w:color="000000" w:sz="4" w:space="0"/>
           <w:bottom w:val="single" w:color="000000" w:themeColor="accent5" w:themeTint="90" w:sz="4" w:space="0"/>
-          <w:right w:val="none"/>
+          <w:right w:val="none" w:color="000000" w:sz="4" w:space="0"/>
         </w:tcBorders>
       </w:tcPr>
     </w:tblStylePr>
@@ -13353,12 +13505,12 @@
         <w:tblBorders/>
       </w:tblPr>
       <w:tcPr>
-        <w:shd w:color="ffffff"/>
+        <w:shd w:val="clear" w:color="ffffff"/>
         <w:tcBorders>
-          <w:top w:val="none"/>
+          <w:top w:val="none" w:color="000000" w:sz="4" w:space="0"/>
           <w:left w:val="single" w:color="000000" w:themeColor="accent5" w:themeTint="90" w:sz="4" w:space="0"/>
-          <w:bottom w:val="none"/>
-          <w:right w:val="none"/>
+          <w:bottom w:val="none" w:color="000000" w:sz="4" w:space="0"/>
+          <w:right w:val="none" w:color="000000" w:sz="4" w:space="0"/>
         </w:tcBorders>
       </w:tcPr>
     </w:tblStylePr>
@@ -13381,9 +13533,9 @@
         <w:shd w:val="clear" w:color="ffffff" w:themeColor="light1" w:fill="ffffff" w:themeFill="light1"/>
         <w:tcBorders>
           <w:top w:val="single" w:color="000000" w:themeColor="accent5" w:themeTint="90" w:sz="4" w:space="0"/>
-          <w:left w:val="none"/>
-          <w:bottom w:val="none"/>
-          <w:right w:val="none"/>
+          <w:left w:val="none" w:color="000000" w:sz="4" w:space="0"/>
+          <w:bottom w:val="none" w:color="000000" w:sz="4" w:space="0"/>
+          <w:right w:val="none" w:color="000000" w:sz="4" w:space="0"/>
         </w:tcBorders>
       </w:tcPr>
     </w:tblStylePr>
@@ -13453,9 +13605,9 @@
       </w:tcPr>
     </w:tblStylePr>
   </w:style>
-  <w:style w:type="table" w:styleId="66">
+  <w:style w:type="table" w:styleId="752">
     <w:name w:val="Grid Table 7 Colorful - Accent 6"/>
-    <w:basedOn w:val="661"/>
+    <w:basedOn w:val="882"/>
     <w:uiPriority w:val="99"/>
     <w:pPr>
       <w:pBdr/>
@@ -13557,11 +13709,11 @@
         <w:tblBorders/>
       </w:tblPr>
       <w:tcPr>
-        <w:shd w:color="ffffff"/>
+        <w:shd w:val="clear" w:color="ffffff"/>
         <w:tcBorders>
-          <w:top w:val="none"/>
-          <w:left w:val="none"/>
-          <w:bottom w:val="none"/>
+          <w:top w:val="none" w:color="000000" w:sz="4" w:space="0"/>
+          <w:left w:val="none" w:color="000000" w:sz="4" w:space="0"/>
+          <w:bottom w:val="none" w:color="000000" w:sz="4" w:space="0"/>
           <w:right w:val="single" w:color="000000" w:themeColor="accent6" w:themeTint="90" w:sz="4" w:space="0"/>
         </w:tcBorders>
       </w:tcPr>
@@ -13584,10 +13736,10 @@
       <w:tcPr>
         <w:shd w:val="clear" w:color="ffffff" w:themeColor="light1" w:fill="ffffff" w:themeFill="light1"/>
         <w:tcBorders>
-          <w:top w:val="none"/>
-          <w:left w:val="none"/>
+          <w:top w:val="none" w:color="000000" w:sz="4" w:space="0"/>
+          <w:left w:val="none" w:color="000000" w:sz="4" w:space="0"/>
           <w:bottom w:val="single" w:color="000000" w:themeColor="accent6" w:themeTint="90" w:sz="4" w:space="0"/>
-          <w:right w:val="none"/>
+          <w:right w:val="none" w:color="000000" w:sz="4" w:space="0"/>
         </w:tcBorders>
       </w:tcPr>
     </w:tblStylePr>
@@ -13607,12 +13759,12 @@
         <w:tblBorders/>
       </w:tblPr>
       <w:tcPr>
-        <w:shd w:color="ffffff"/>
+        <w:shd w:val="clear" w:color="ffffff"/>
         <w:tcBorders>
-          <w:top w:val="none"/>
+          <w:top w:val="none" w:color="000000" w:sz="4" w:space="0"/>
           <w:left w:val="single" w:color="000000" w:themeColor="accent6" w:themeTint="90" w:sz="4" w:space="0"/>
-          <w:bottom w:val="none"/>
-          <w:right w:val="none"/>
+          <w:bottom w:val="none" w:color="000000" w:sz="4" w:space="0"/>
+          <w:right w:val="none" w:color="000000" w:sz="4" w:space="0"/>
         </w:tcBorders>
       </w:tcPr>
     </w:tblStylePr>
@@ -13635,9 +13787,9 @@
         <w:shd w:val="clear" w:color="ffffff" w:themeColor="light1" w:fill="ffffff" w:themeFill="light1"/>
         <w:tcBorders>
           <w:top w:val="single" w:color="000000" w:themeColor="accent6" w:themeTint="90" w:sz="4" w:space="0"/>
-          <w:left w:val="none"/>
-          <w:bottom w:val="none"/>
-          <w:right w:val="none"/>
+          <w:left w:val="none" w:color="000000" w:sz="4" w:space="0"/>
+          <w:bottom w:val="none" w:color="000000" w:sz="4" w:space="0"/>
+          <w:right w:val="none" w:color="000000" w:sz="4" w:space="0"/>
         </w:tcBorders>
       </w:tcPr>
     </w:tblStylePr>
@@ -13707,9 +13859,9 @@
       </w:tcPr>
     </w:tblStylePr>
   </w:style>
-  <w:style w:type="table" w:styleId="67">
+  <w:style w:type="table" w:styleId="753">
     <w:name w:val="List Table 1 Light"/>
-    <w:basedOn w:val="661"/>
+    <w:basedOn w:val="882"/>
     <w:uiPriority w:val="99"/>
     <w:pPr>
       <w:pBdr/>
@@ -13923,9 +14075,9 @@
       </w:tcPr>
     </w:tblStylePr>
   </w:style>
-  <w:style w:type="table" w:styleId="68">
+  <w:style w:type="table" w:styleId="754">
     <w:name w:val="List Table 1 Light - Accent 1"/>
-    <w:basedOn w:val="661"/>
+    <w:basedOn w:val="882"/>
     <w:uiPriority w:val="99"/>
     <w:pPr>
       <w:pBdr/>
@@ -14139,9 +14291,9 @@
       </w:tcPr>
     </w:tblStylePr>
   </w:style>
-  <w:style w:type="table" w:styleId="69">
+  <w:style w:type="table" w:styleId="755">
     <w:name w:val="List Table 1 Light - Accent 2"/>
-    <w:basedOn w:val="661"/>
+    <w:basedOn w:val="882"/>
     <w:uiPriority w:val="99"/>
     <w:pPr>
       <w:pBdr/>
@@ -14355,9 +14507,9 @@
       </w:tcPr>
     </w:tblStylePr>
   </w:style>
-  <w:style w:type="table" w:styleId="70">
+  <w:style w:type="table" w:styleId="756">
     <w:name w:val="List Table 1 Light - Accent 3"/>
-    <w:basedOn w:val="661"/>
+    <w:basedOn w:val="882"/>
     <w:uiPriority w:val="99"/>
     <w:pPr>
       <w:pBdr/>
@@ -14571,9 +14723,9 @@
       </w:tcPr>
     </w:tblStylePr>
   </w:style>
-  <w:style w:type="table" w:styleId="71">
+  <w:style w:type="table" w:styleId="757">
     <w:name w:val="List Table 1 Light - Accent 4"/>
-    <w:basedOn w:val="661"/>
+    <w:basedOn w:val="882"/>
     <w:uiPriority w:val="99"/>
     <w:pPr>
       <w:pBdr/>
@@ -14787,9 +14939,9 @@
       </w:tcPr>
     </w:tblStylePr>
   </w:style>
-  <w:style w:type="table" w:styleId="72">
+  <w:style w:type="table" w:styleId="758">
     <w:name w:val="List Table 1 Light - Accent 5"/>
-    <w:basedOn w:val="661"/>
+    <w:basedOn w:val="882"/>
     <w:uiPriority w:val="99"/>
     <w:pPr>
       <w:pBdr/>
@@ -15003,9 +15155,9 @@
       </w:tcPr>
     </w:tblStylePr>
   </w:style>
-  <w:style w:type="table" w:styleId="73">
+  <w:style w:type="table" w:styleId="759">
     <w:name w:val="List Table 1 Light - Accent 6"/>
-    <w:basedOn w:val="661"/>
+    <w:basedOn w:val="882"/>
     <w:uiPriority w:val="99"/>
     <w:pPr>
       <w:pBdr/>
@@ -15219,9 +15371,9 @@
       </w:tcPr>
     </w:tblStylePr>
   </w:style>
-  <w:style w:type="table" w:styleId="74">
+  <w:style w:type="table" w:styleId="760">
     <w:name w:val="List Table 2"/>
-    <w:basedOn w:val="661"/>
+    <w:basedOn w:val="882"/>
     <w:uiPriority w:val="99"/>
     <w:pPr>
       <w:pBdr/>
@@ -15457,9 +15609,9 @@
       </w:tcPr>
     </w:tblStylePr>
   </w:style>
-  <w:style w:type="table" w:styleId="75">
+  <w:style w:type="table" w:styleId="761">
     <w:name w:val="List Table 2 - Accent 1"/>
-    <w:basedOn w:val="661"/>
+    <w:basedOn w:val="882"/>
     <w:uiPriority w:val="99"/>
     <w:pPr>
       <w:pBdr/>
@@ -15695,9 +15847,9 @@
       </w:tcPr>
     </w:tblStylePr>
   </w:style>
-  <w:style w:type="table" w:styleId="76">
+  <w:style w:type="table" w:styleId="762">
     <w:name w:val="List Table 2 - Accent 2"/>
-    <w:basedOn w:val="661"/>
+    <w:basedOn w:val="882"/>
     <w:uiPriority w:val="99"/>
     <w:pPr>
       <w:pBdr/>
@@ -15933,9 +16085,9 @@
       </w:tcPr>
     </w:tblStylePr>
   </w:style>
-  <w:style w:type="table" w:styleId="77">
+  <w:style w:type="table" w:styleId="763">
     <w:name w:val="List Table 2 - Accent 3"/>
-    <w:basedOn w:val="661"/>
+    <w:basedOn w:val="882"/>
     <w:uiPriority w:val="99"/>
     <w:pPr>
       <w:pBdr/>
@@ -16171,9 +16323,9 @@
       </w:tcPr>
     </w:tblStylePr>
   </w:style>
-  <w:style w:type="table" w:styleId="78">
+  <w:style w:type="table" w:styleId="764">
     <w:name w:val="List Table 2 - Accent 4"/>
-    <w:basedOn w:val="661"/>
+    <w:basedOn w:val="882"/>
     <w:uiPriority w:val="99"/>
     <w:pPr>
       <w:pBdr/>
@@ -16409,9 +16561,9 @@
       </w:tcPr>
     </w:tblStylePr>
   </w:style>
-  <w:style w:type="table" w:styleId="79">
+  <w:style w:type="table" w:styleId="765">
     <w:name w:val="List Table 2 - Accent 5"/>
-    <w:basedOn w:val="661"/>
+    <w:basedOn w:val="882"/>
     <w:uiPriority w:val="99"/>
     <w:pPr>
       <w:pBdr/>
@@ -16647,9 +16799,9 @@
       </w:tcPr>
     </w:tblStylePr>
   </w:style>
-  <w:style w:type="table" w:styleId="80">
+  <w:style w:type="table" w:styleId="766">
     <w:name w:val="List Table 2 - Accent 6"/>
-    <w:basedOn w:val="661"/>
+    <w:basedOn w:val="882"/>
     <w:uiPriority w:val="99"/>
     <w:pPr>
       <w:pBdr/>
@@ -16885,9 +17037,9 @@
       </w:tcPr>
     </w:tblStylePr>
   </w:style>
-  <w:style w:type="table" w:styleId="81">
+  <w:style w:type="table" w:styleId="767">
     <w:name w:val="List Table 3"/>
-    <w:basedOn w:val="661"/>
+    <w:basedOn w:val="882"/>
     <w:uiPriority w:val="99"/>
     <w:pPr>
       <w:pBdr/>
@@ -17113,9 +17265,9 @@
       </w:tcPr>
     </w:tblStylePr>
   </w:style>
-  <w:style w:type="table" w:styleId="82">
+  <w:style w:type="table" w:styleId="768">
     <w:name w:val="List Table 3 - Accent 1"/>
-    <w:basedOn w:val="661"/>
+    <w:basedOn w:val="882"/>
     <w:uiPriority w:val="99"/>
     <w:pPr>
       <w:pBdr/>
@@ -17341,9 +17493,9 @@
       </w:tcPr>
     </w:tblStylePr>
   </w:style>
-  <w:style w:type="table" w:styleId="83">
+  <w:style w:type="table" w:styleId="769">
     <w:name w:val="List Table 3 - Accent 2"/>
-    <w:basedOn w:val="661"/>
+    <w:basedOn w:val="882"/>
     <w:uiPriority w:val="99"/>
     <w:pPr>
       <w:pBdr/>
@@ -17569,9 +17721,9 @@
       </w:tcPr>
     </w:tblStylePr>
   </w:style>
-  <w:style w:type="table" w:styleId="84">
+  <w:style w:type="table" w:styleId="770">
     <w:name w:val="List Table 3 - Accent 3"/>
-    <w:basedOn w:val="661"/>
+    <w:basedOn w:val="882"/>
     <w:uiPriority w:val="99"/>
     <w:pPr>
       <w:pBdr/>
@@ -17797,9 +17949,9 @@
       </w:tcPr>
     </w:tblStylePr>
   </w:style>
-  <w:style w:type="table" w:styleId="85">
+  <w:style w:type="table" w:styleId="771">
     <w:name w:val="List Table 3 - Accent 4"/>
-    <w:basedOn w:val="661"/>
+    <w:basedOn w:val="882"/>
     <w:uiPriority w:val="99"/>
     <w:pPr>
       <w:pBdr/>
@@ -18025,9 +18177,9 @@
       </w:tcPr>
     </w:tblStylePr>
   </w:style>
-  <w:style w:type="table" w:styleId="86">
+  <w:style w:type="table" w:styleId="772">
     <w:name w:val="List Table 3 - Accent 5"/>
-    <w:basedOn w:val="661"/>
+    <w:basedOn w:val="882"/>
     <w:uiPriority w:val="99"/>
     <w:pPr>
       <w:pBdr/>
@@ -18253,9 +18405,9 @@
       </w:tcPr>
     </w:tblStylePr>
   </w:style>
-  <w:style w:type="table" w:styleId="87">
+  <w:style w:type="table" w:styleId="773">
     <w:name w:val="List Table 3 - Accent 6"/>
-    <w:basedOn w:val="661"/>
+    <w:basedOn w:val="882"/>
     <w:uiPriority w:val="99"/>
     <w:pPr>
       <w:pBdr/>
@@ -18481,9 +18633,9 @@
       </w:tcPr>
     </w:tblStylePr>
   </w:style>
-  <w:style w:type="table" w:styleId="88">
+  <w:style w:type="table" w:styleId="774">
     <w:name w:val="List Table 4"/>
-    <w:basedOn w:val="661"/>
+    <w:basedOn w:val="882"/>
     <w:uiPriority w:val="99"/>
     <w:pPr>
       <w:pBdr/>
@@ -18706,9 +18858,9 @@
       </w:tcPr>
     </w:tblStylePr>
   </w:style>
-  <w:style w:type="table" w:styleId="89">
+  <w:style w:type="table" w:styleId="775">
     <w:name w:val="List Table 4 - Accent 1"/>
-    <w:basedOn w:val="661"/>
+    <w:basedOn w:val="882"/>
     <w:uiPriority w:val="99"/>
     <w:pPr>
       <w:pBdr/>
@@ -18931,9 +19083,9 @@
       </w:tcPr>
     </w:tblStylePr>
   </w:style>
-  <w:style w:type="table" w:styleId="90">
+  <w:style w:type="table" w:styleId="776">
     <w:name w:val="List Table 4 - Accent 2"/>
-    <w:basedOn w:val="661"/>
+    <w:basedOn w:val="882"/>
     <w:uiPriority w:val="99"/>
     <w:pPr>
       <w:pBdr/>
@@ -19156,9 +19308,9 @@
       </w:tcPr>
     </w:tblStylePr>
   </w:style>
-  <w:style w:type="table" w:styleId="91">
+  <w:style w:type="table" w:styleId="777">
     <w:name w:val="List Table 4 - Accent 3"/>
-    <w:basedOn w:val="661"/>
+    <w:basedOn w:val="882"/>
     <w:uiPriority w:val="99"/>
     <w:pPr>
       <w:pBdr/>
@@ -19381,9 +19533,9 @@
       </w:tcPr>
     </w:tblStylePr>
   </w:style>
-  <w:style w:type="table" w:styleId="92">
+  <w:style w:type="table" w:styleId="778">
     <w:name w:val="List Table 4 - Accent 4"/>
-    <w:basedOn w:val="661"/>
+    <w:basedOn w:val="882"/>
     <w:uiPriority w:val="99"/>
     <w:pPr>
       <w:pBdr/>
@@ -19606,9 +19758,9 @@
       </w:tcPr>
     </w:tblStylePr>
   </w:style>
-  <w:style w:type="table" w:styleId="93">
+  <w:style w:type="table" w:styleId="779">
     <w:name w:val="List Table 4 - Accent 5"/>
-    <w:basedOn w:val="661"/>
+    <w:basedOn w:val="882"/>
     <w:uiPriority w:val="99"/>
     <w:pPr>
       <w:pBdr/>
@@ -19831,9 +19983,9 @@
       </w:tcPr>
     </w:tblStylePr>
   </w:style>
-  <w:style w:type="table" w:styleId="94">
+  <w:style w:type="table" w:styleId="780">
     <w:name w:val="List Table 4 - Accent 6"/>
-    <w:basedOn w:val="661"/>
+    <w:basedOn w:val="882"/>
     <w:uiPriority w:val="99"/>
     <w:pPr>
       <w:pBdr/>
@@ -20056,9 +20208,9 @@
       </w:tcPr>
     </w:tblStylePr>
   </w:style>
-  <w:style w:type="table" w:styleId="95">
+  <w:style w:type="table" w:styleId="781">
     <w:name w:val="List Table 5 Dark"/>
-    <w:basedOn w:val="661"/>
+    <w:basedOn w:val="882"/>
     <w:uiPriority w:val="99"/>
     <w:pPr>
       <w:pBdr/>
@@ -20298,9 +20450,9 @@
       </w:tcPr>
     </w:tblStylePr>
   </w:style>
-  <w:style w:type="table" w:styleId="96">
+  <w:style w:type="table" w:styleId="782">
     <w:name w:val="List Table 5 Dark - Accent 1"/>
-    <w:basedOn w:val="661"/>
+    <w:basedOn w:val="882"/>
     <w:uiPriority w:val="99"/>
     <w:pPr>
       <w:pBdr/>
@@ -20540,9 +20692,9 @@
       </w:tcPr>
     </w:tblStylePr>
   </w:style>
-  <w:style w:type="table" w:styleId="97">
+  <w:style w:type="table" w:styleId="783">
     <w:name w:val="List Table 5 Dark - Accent 2"/>
-    <w:basedOn w:val="661"/>
+    <w:basedOn w:val="882"/>
     <w:uiPriority w:val="99"/>
     <w:pPr>
       <w:pBdr/>
@@ -20782,9 +20934,9 @@
       </w:tcPr>
     </w:tblStylePr>
   </w:style>
-  <w:style w:type="table" w:styleId="98">
+  <w:style w:type="table" w:styleId="784">
     <w:name w:val="List Table 5 Dark - Accent 3"/>
-    <w:basedOn w:val="661"/>
+    <w:basedOn w:val="882"/>
     <w:uiPriority w:val="99"/>
     <w:pPr>
       <w:pBdr/>
@@ -21024,9 +21176,9 @@
       </w:tcPr>
     </w:tblStylePr>
   </w:style>
-  <w:style w:type="table" w:styleId="99">
+  <w:style w:type="table" w:styleId="785">
     <w:name w:val="List Table 5 Dark - Accent 4"/>
-    <w:basedOn w:val="661"/>
+    <w:basedOn w:val="882"/>
     <w:uiPriority w:val="99"/>
     <w:pPr>
       <w:pBdr/>
@@ -21266,9 +21418,9 @@
       </w:tcPr>
     </w:tblStylePr>
   </w:style>
-  <w:style w:type="table" w:styleId="100">
+  <w:style w:type="table" w:styleId="786">
     <w:name w:val="List Table 5 Dark - Accent 5"/>
-    <w:basedOn w:val="661"/>
+    <w:basedOn w:val="882"/>
     <w:uiPriority w:val="99"/>
     <w:pPr>
       <w:pBdr/>
@@ -21508,9 +21660,9 @@
       </w:tcPr>
     </w:tblStylePr>
   </w:style>
-  <w:style w:type="table" w:styleId="101">
+  <w:style w:type="table" w:styleId="787">
     <w:name w:val="List Table 5 Dark - Accent 6"/>
-    <w:basedOn w:val="661"/>
+    <w:basedOn w:val="882"/>
     <w:uiPriority w:val="99"/>
     <w:pPr>
       <w:pBdr/>
@@ -21750,9 +21902,9 @@
       </w:tcPr>
     </w:tblStylePr>
   </w:style>
-  <w:style w:type="table" w:styleId="102">
+  <w:style w:type="table" w:styleId="788">
     <w:name w:val="List Table 6 Colorful"/>
-    <w:basedOn w:val="661"/>
+    <w:basedOn w:val="882"/>
     <w:uiPriority w:val="99"/>
     <w:pPr>
       <w:pBdr/>
@@ -21973,9 +22125,9 @@
       </w:tcPr>
     </w:tblStylePr>
   </w:style>
-  <w:style w:type="table" w:styleId="103">
+  <w:style w:type="table" w:styleId="789">
     <w:name w:val="List Table 6 Colorful - Accent 1"/>
-    <w:basedOn w:val="661"/>
+    <w:basedOn w:val="882"/>
     <w:uiPriority w:val="99"/>
     <w:pPr>
       <w:pBdr/>
@@ -22196,9 +22348,9 @@
       </w:tcPr>
     </w:tblStylePr>
   </w:style>
-  <w:style w:type="table" w:styleId="104">
+  <w:style w:type="table" w:styleId="790">
     <w:name w:val="List Table 6 Colorful - Accent 2"/>
-    <w:basedOn w:val="661"/>
+    <w:basedOn w:val="882"/>
     <w:uiPriority w:val="99"/>
     <w:pPr>
       <w:pBdr/>
@@ -22419,9 +22571,9 @@
       </w:tcPr>
     </w:tblStylePr>
   </w:style>
-  <w:style w:type="table" w:styleId="105">
+  <w:style w:type="table" w:styleId="791">
     <w:name w:val="List Table 6 Colorful - Accent 3"/>
-    <w:basedOn w:val="661"/>
+    <w:basedOn w:val="882"/>
     <w:uiPriority w:val="99"/>
     <w:pPr>
       <w:pBdr/>
@@ -22642,9 +22794,9 @@
       </w:tcPr>
     </w:tblStylePr>
   </w:style>
-  <w:style w:type="table" w:styleId="106">
+  <w:style w:type="table" w:styleId="792">
     <w:name w:val="List Table 6 Colorful - Accent 4"/>
-    <w:basedOn w:val="661"/>
+    <w:basedOn w:val="882"/>
     <w:uiPriority w:val="99"/>
     <w:pPr>
       <w:pBdr/>
@@ -22865,9 +23017,9 @@
       </w:tcPr>
     </w:tblStylePr>
   </w:style>
-  <w:style w:type="table" w:styleId="107">
+  <w:style w:type="table" w:styleId="793">
     <w:name w:val="List Table 6 Colorful - Accent 5"/>
-    <w:basedOn w:val="661"/>
+    <w:basedOn w:val="882"/>
     <w:uiPriority w:val="99"/>
     <w:pPr>
       <w:pBdr/>
@@ -23088,9 +23240,9 @@
       </w:tcPr>
     </w:tblStylePr>
   </w:style>
-  <w:style w:type="table" w:styleId="108">
+  <w:style w:type="table" w:styleId="794">
     <w:name w:val="List Table 6 Colorful - Accent 6"/>
-    <w:basedOn w:val="661"/>
+    <w:basedOn w:val="882"/>
     <w:uiPriority w:val="99"/>
     <w:pPr>
       <w:pBdr/>
@@ -23311,9 +23463,9 @@
       </w:tcPr>
     </w:tblStylePr>
   </w:style>
-  <w:style w:type="table" w:styleId="109">
+  <w:style w:type="table" w:styleId="795">
     <w:name w:val="List Table 7 Colorful"/>
-    <w:basedOn w:val="661"/>
+    <w:basedOn w:val="882"/>
     <w:uiPriority w:val="99"/>
     <w:pPr>
       <w:pBdr/>
@@ -23412,11 +23564,11 @@
         <w:tblBorders/>
       </w:tblPr>
       <w:tcPr>
-        <w:shd w:color="ffffff"/>
+        <w:shd w:val="clear" w:color="ffffff"/>
         <w:tcBorders>
-          <w:top w:val="none"/>
-          <w:left w:val="none"/>
-          <w:bottom w:val="none"/>
+          <w:top w:val="none" w:color="000000" w:sz="4" w:space="0"/>
+          <w:left w:val="none" w:color="000000" w:sz="4" w:space="0"/>
+          <w:bottom w:val="none" w:color="000000" w:sz="4" w:space="0"/>
           <w:right w:val="single" w:color="000000" w:themeColor="text1" w:themeTint="80" w:sz="4" w:space="0"/>
         </w:tcBorders>
       </w:tcPr>
@@ -23439,10 +23591,10 @@
       <w:tcPr>
         <w:shd w:val="clear" w:color="ffffff" w:themeColor="light1" w:fill="ffffff" w:themeFill="light1"/>
         <w:tcBorders>
-          <w:top w:val="none"/>
-          <w:left w:val="none"/>
+          <w:top w:val="none" w:color="000000" w:sz="4" w:space="0"/>
+          <w:left w:val="none" w:color="000000" w:sz="4" w:space="0"/>
           <w:bottom w:val="single" w:color="000000" w:themeColor="text1" w:themeTint="80" w:sz="4" w:space="0"/>
-          <w:right w:val="none"/>
+          <w:right w:val="none" w:color="000000" w:sz="4" w:space="0"/>
         </w:tcBorders>
       </w:tcPr>
     </w:tblStylePr>
@@ -23462,12 +23614,12 @@
         <w:tblBorders/>
       </w:tblPr>
       <w:tcPr>
-        <w:shd w:color="ffffff"/>
+        <w:shd w:val="clear" w:color="ffffff"/>
         <w:tcBorders>
-          <w:top w:val="none"/>
+          <w:top w:val="none" w:color="000000" w:sz="4" w:space="0"/>
           <w:left w:val="single" w:color="000000" w:themeColor="text1" w:themeTint="80" w:sz="4" w:space="0"/>
-          <w:bottom w:val="none"/>
-          <w:right w:val="none"/>
+          <w:bottom w:val="none" w:color="000000" w:sz="4" w:space="0"/>
+          <w:right w:val="none" w:color="000000" w:sz="4" w:space="0"/>
         </w:tcBorders>
       </w:tcPr>
     </w:tblStylePr>
@@ -23490,9 +23642,9 @@
         <w:shd w:val="clear" w:color="ffffff" w:themeColor="light1" w:fill="ffffff" w:themeFill="light1"/>
         <w:tcBorders>
           <w:top w:val="single" w:color="000000" w:themeColor="text1" w:themeTint="80" w:sz="4" w:space="0"/>
-          <w:left w:val="none"/>
-          <w:bottom w:val="none"/>
-          <w:right w:val="none"/>
+          <w:left w:val="none" w:color="000000" w:sz="4" w:space="0"/>
+          <w:bottom w:val="none" w:color="000000" w:sz="4" w:space="0"/>
+          <w:right w:val="none" w:color="000000" w:sz="4" w:space="0"/>
         </w:tcBorders>
       </w:tcPr>
     </w:tblStylePr>
@@ -23567,9 +23719,9 @@
       </w:tcPr>
     </w:tblStylePr>
   </w:style>
-  <w:style w:type="table" w:styleId="110">
+  <w:style w:type="table" w:styleId="796">
     <w:name w:val="List Table 7 Colorful - Accent 1"/>
-    <w:basedOn w:val="661"/>
+    <w:basedOn w:val="882"/>
     <w:uiPriority w:val="99"/>
     <w:pPr>
       <w:pBdr/>
@@ -23668,11 +23820,11 @@
         <w:tblBorders/>
       </w:tblPr>
       <w:tcPr>
-        <w:shd w:color="ffffff"/>
+        <w:shd w:val="clear" w:color="ffffff"/>
         <w:tcBorders>
-          <w:top w:val="none"/>
-          <w:left w:val="none"/>
-          <w:bottom w:val="none"/>
+          <w:top w:val="none" w:color="000000" w:sz="4" w:space="0"/>
+          <w:left w:val="none" w:color="000000" w:sz="4" w:space="0"/>
+          <w:bottom w:val="none" w:color="000000" w:sz="4" w:space="0"/>
           <w:right w:val="single" w:color="000000" w:themeColor="accent1" w:sz="4" w:space="0"/>
         </w:tcBorders>
       </w:tcPr>
@@ -23695,10 +23847,10 @@
       <w:tcPr>
         <w:shd w:val="clear" w:color="ffffff" w:themeColor="light1" w:fill="ffffff" w:themeFill="light1"/>
         <w:tcBorders>
-          <w:top w:val="none"/>
-          <w:left w:val="none"/>
+          <w:top w:val="none" w:color="000000" w:sz="4" w:space="0"/>
+          <w:left w:val="none" w:color="000000" w:sz="4" w:space="0"/>
           <w:bottom w:val="single" w:color="000000" w:themeColor="accent1" w:sz="4" w:space="0"/>
-          <w:right w:val="none"/>
+          <w:right w:val="none" w:color="000000" w:sz="4" w:space="0"/>
         </w:tcBorders>
       </w:tcPr>
     </w:tblStylePr>
@@ -23718,12 +23870,12 @@
         <w:tblBorders/>
       </w:tblPr>
       <w:tcPr>
-        <w:shd w:color="ffffff"/>
+        <w:shd w:val="clear" w:color="ffffff"/>
         <w:tcBorders>
-          <w:top w:val="none"/>
+          <w:top w:val="none" w:color="000000" w:sz="4" w:space="0"/>
           <w:left w:val="single" w:color="000000" w:themeColor="accent1" w:sz="4" w:space="0"/>
-          <w:bottom w:val="none"/>
-          <w:right w:val="none"/>
+          <w:bottom w:val="none" w:color="000000" w:sz="4" w:space="0"/>
+          <w:right w:val="none" w:color="000000" w:sz="4" w:space="0"/>
         </w:tcBorders>
       </w:tcPr>
     </w:tblStylePr>
@@ -23746,9 +23898,9 @@
         <w:shd w:val="clear" w:color="ffffff" w:themeColor="light1" w:fill="ffffff" w:themeFill="light1"/>
         <w:tcBorders>
           <w:top w:val="single" w:color="000000" w:themeColor="accent1" w:sz="4" w:space="0"/>
-          <w:left w:val="none"/>
-          <w:bottom w:val="none"/>
-          <w:right w:val="none"/>
+          <w:left w:val="none" w:color="000000" w:sz="4" w:space="0"/>
+          <w:bottom w:val="none" w:color="000000" w:sz="4" w:space="0"/>
+          <w:right w:val="none" w:color="000000" w:sz="4" w:space="0"/>
         </w:tcBorders>
       </w:tcPr>
     </w:tblStylePr>
@@ -23823,9 +23975,9 @@
       </w:tcPr>
     </w:tblStylePr>
   </w:style>
-  <w:style w:type="table" w:styleId="111">
+  <w:style w:type="table" w:styleId="797">
     <w:name w:val="List Table 7 Colorful - Accent 2"/>
-    <w:basedOn w:val="661"/>
+    <w:basedOn w:val="882"/>
     <w:uiPriority w:val="99"/>
     <w:pPr>
       <w:pBdr/>
@@ -23924,11 +24076,11 @@
         <w:tblBorders/>
       </w:tblPr>
       <w:tcPr>
-        <w:shd w:color="ffffff"/>
+        <w:shd w:val="clear" w:color="ffffff"/>
         <w:tcBorders>
-          <w:top w:val="none"/>
-          <w:left w:val="none"/>
-          <w:bottom w:val="none"/>
+          <w:top w:val="none" w:color="000000" w:sz="4" w:space="0"/>
+          <w:left w:val="none" w:color="000000" w:sz="4" w:space="0"/>
+          <w:bottom w:val="none" w:color="000000" w:sz="4" w:space="0"/>
           <w:right w:val="single" w:color="000000" w:themeColor="accent2" w:themeTint="97" w:sz="4" w:space="0"/>
         </w:tcBorders>
       </w:tcPr>
@@ -23951,10 +24103,10 @@
       <w:tcPr>
         <w:shd w:val="clear" w:color="ffffff" w:themeColor="light1" w:fill="ffffff" w:themeFill="light1"/>
         <w:tcBorders>
-          <w:top w:val="none"/>
-          <w:left w:val="none"/>
+          <w:top w:val="none" w:color="000000" w:sz="4" w:space="0"/>
+          <w:left w:val="none" w:color="000000" w:sz="4" w:space="0"/>
           <w:bottom w:val="single" w:color="000000" w:themeColor="accent2" w:themeTint="97" w:sz="4" w:space="0"/>
-          <w:right w:val="none"/>
+          <w:right w:val="none" w:color="000000" w:sz="4" w:space="0"/>
         </w:tcBorders>
       </w:tcPr>
     </w:tblStylePr>
@@ -23974,12 +24126,12 @@
         <w:tblBorders/>
       </w:tblPr>
       <w:tcPr>
-        <w:shd w:color="ffffff"/>
+        <w:shd w:val="clear" w:color="ffffff"/>
         <w:tcBorders>
-          <w:top w:val="none"/>
+          <w:top w:val="none" w:color="000000" w:sz="4" w:space="0"/>
           <w:left w:val="single" w:color="000000" w:themeColor="accent2" w:themeTint="97" w:sz="4" w:space="0"/>
-          <w:bottom w:val="none"/>
-          <w:right w:val="none"/>
+          <w:bottom w:val="none" w:color="000000" w:sz="4" w:space="0"/>
+          <w:right w:val="none" w:color="000000" w:sz="4" w:space="0"/>
         </w:tcBorders>
       </w:tcPr>
     </w:tblStylePr>
@@ -24002,9 +24154,9 @@
         <w:shd w:val="clear" w:color="ffffff" w:themeColor="light1" w:fill="ffffff" w:themeFill="light1"/>
         <w:tcBorders>
           <w:top w:val="single" w:color="000000" w:themeColor="accent2" w:themeTint="97" w:sz="4" w:space="0"/>
-          <w:left w:val="none"/>
-          <w:bottom w:val="none"/>
-          <w:right w:val="none"/>
+          <w:left w:val="none" w:color="000000" w:sz="4" w:space="0"/>
+          <w:bottom w:val="none" w:color="000000" w:sz="4" w:space="0"/>
+          <w:right w:val="none" w:color="000000" w:sz="4" w:space="0"/>
         </w:tcBorders>
       </w:tcPr>
     </w:tblStylePr>
@@ -24079,9 +24231,9 @@
       </w:tcPr>
     </w:tblStylePr>
   </w:style>
-  <w:style w:type="table" w:styleId="112">
+  <w:style w:type="table" w:styleId="798">
     <w:name w:val="List Table 7 Colorful - Accent 3"/>
-    <w:basedOn w:val="661"/>
+    <w:basedOn w:val="882"/>
     <w:uiPriority w:val="99"/>
     <w:pPr>
       <w:pBdr/>
@@ -24180,11 +24332,11 @@
         <w:tblBorders/>
       </w:tblPr>
       <w:tcPr>
-        <w:shd w:color="ffffff"/>
+        <w:shd w:val="clear" w:color="ffffff"/>
         <w:tcBorders>
-          <w:top w:val="none"/>
-          <w:left w:val="none"/>
-          <w:bottom w:val="none"/>
+          <w:top w:val="none" w:color="000000" w:sz="4" w:space="0"/>
+          <w:left w:val="none" w:color="000000" w:sz="4" w:space="0"/>
+          <w:bottom w:val="none" w:color="000000" w:sz="4" w:space="0"/>
           <w:right w:val="single" w:color="000000" w:themeColor="accent3" w:themeTint="98" w:sz="4" w:space="0"/>
         </w:tcBorders>
       </w:tcPr>
@@ -24207,10 +24359,10 @@
       <w:tcPr>
         <w:shd w:val="clear" w:color="ffffff" w:themeColor="light1" w:fill="ffffff" w:themeFill="light1"/>
         <w:tcBorders>
-          <w:top w:val="none"/>
-          <w:left w:val="none"/>
+          <w:top w:val="none" w:color="000000" w:sz="4" w:space="0"/>
+          <w:left w:val="none" w:color="000000" w:sz="4" w:space="0"/>
           <w:bottom w:val="single" w:color="000000" w:themeColor="accent3" w:themeTint="98" w:sz="4" w:space="0"/>
-          <w:right w:val="none"/>
+          <w:right w:val="none" w:color="000000" w:sz="4" w:space="0"/>
         </w:tcBorders>
       </w:tcPr>
     </w:tblStylePr>
@@ -24230,12 +24382,12 @@
         <w:tblBorders/>
       </w:tblPr>
       <w:tcPr>
-        <w:shd w:color="ffffff"/>
+        <w:shd w:val="clear" w:color="ffffff"/>
         <w:tcBorders>
-          <w:top w:val="none"/>
+          <w:top w:val="none" w:color="000000" w:sz="4" w:space="0"/>
           <w:left w:val="single" w:color="000000" w:themeColor="accent3" w:themeTint="98" w:sz="4" w:space="0"/>
-          <w:bottom w:val="none"/>
-          <w:right w:val="none"/>
+          <w:bottom w:val="none" w:color="000000" w:sz="4" w:space="0"/>
+          <w:right w:val="none" w:color="000000" w:sz="4" w:space="0"/>
         </w:tcBorders>
       </w:tcPr>
     </w:tblStylePr>
@@ -24258,9 +24410,9 @@
         <w:shd w:val="clear" w:color="ffffff" w:themeColor="light1" w:fill="ffffff" w:themeFill="light1"/>
         <w:tcBorders>
           <w:top w:val="single" w:color="000000" w:themeColor="accent3" w:themeTint="98" w:sz="4" w:space="0"/>
-          <w:left w:val="none"/>
-          <w:bottom w:val="none"/>
-          <w:right w:val="none"/>
+          <w:left w:val="none" w:color="000000" w:sz="4" w:space="0"/>
+          <w:bottom w:val="none" w:color="000000" w:sz="4" w:space="0"/>
+          <w:right w:val="none" w:color="000000" w:sz="4" w:space="0"/>
         </w:tcBorders>
       </w:tcPr>
     </w:tblStylePr>
@@ -24335,9 +24487,9 @@
       </w:tcPr>
     </w:tblStylePr>
   </w:style>
-  <w:style w:type="table" w:styleId="113">
+  <w:style w:type="table" w:styleId="799">
     <w:name w:val="List Table 7 Colorful - Accent 4"/>
-    <w:basedOn w:val="661"/>
+    <w:basedOn w:val="882"/>
     <w:uiPriority w:val="99"/>
     <w:pPr>
       <w:pBdr/>
@@ -24436,11 +24588,11 @@
         <w:tblBorders/>
       </w:tblPr>
       <w:tcPr>
-        <w:shd w:color="ffffff"/>
+        <w:shd w:val="clear" w:color="ffffff"/>
         <w:tcBorders>
-          <w:top w:val="none"/>
-          <w:left w:val="none"/>
-          <w:bottom w:val="none"/>
+          <w:top w:val="none" w:color="000000" w:sz="4" w:space="0"/>
+          <w:left w:val="none" w:color="000000" w:sz="4" w:space="0"/>
+          <w:bottom w:val="none" w:color="000000" w:sz="4" w:space="0"/>
           <w:right w:val="single" w:color="000000" w:themeColor="accent4" w:themeTint="9A" w:sz="4" w:space="0"/>
         </w:tcBorders>
       </w:tcPr>
@@ -24463,10 +24615,10 @@
       <w:tcPr>
         <w:shd w:val="clear" w:color="ffffff" w:themeColor="light1" w:fill="ffffff" w:themeFill="light1"/>
         <w:tcBorders>
-          <w:top w:val="none"/>
-          <w:left w:val="none"/>
+          <w:top w:val="none" w:color="000000" w:sz="4" w:space="0"/>
+          <w:left w:val="none" w:color="000000" w:sz="4" w:space="0"/>
           <w:bottom w:val="single" w:color="000000" w:themeColor="accent4" w:themeTint="9A" w:sz="4" w:space="0"/>
-          <w:right w:val="none"/>
+          <w:right w:val="none" w:color="000000" w:sz="4" w:space="0"/>
         </w:tcBorders>
       </w:tcPr>
     </w:tblStylePr>
@@ -24486,12 +24638,12 @@
         <w:tblBorders/>
       </w:tblPr>
       <w:tcPr>
-        <w:shd w:color="ffffff"/>
+        <w:shd w:val="clear" w:color="ffffff"/>
         <w:tcBorders>
-          <w:top w:val="none"/>
+          <w:top w:val="none" w:color="000000" w:sz="4" w:space="0"/>
           <w:left w:val="single" w:color="000000" w:themeColor="accent4" w:themeTint="9A" w:sz="4" w:space="0"/>
-          <w:bottom w:val="none"/>
-          <w:right w:val="none"/>
+          <w:bottom w:val="none" w:color="000000" w:sz="4" w:space="0"/>
+          <w:right w:val="none" w:color="000000" w:sz="4" w:space="0"/>
         </w:tcBorders>
       </w:tcPr>
     </w:tblStylePr>
@@ -24514,9 +24666,9 @@
         <w:shd w:val="clear" w:color="ffffff" w:themeColor="light1" w:fill="ffffff" w:themeFill="light1"/>
         <w:tcBorders>
           <w:top w:val="single" w:color="000000" w:themeColor="accent4" w:themeTint="9A" w:sz="4" w:space="0"/>
-          <w:left w:val="none"/>
-          <w:bottom w:val="none"/>
-          <w:right w:val="none"/>
+          <w:left w:val="none" w:color="000000" w:sz="4" w:space="0"/>
+          <w:bottom w:val="none" w:color="000000" w:sz="4" w:space="0"/>
+          <w:right w:val="none" w:color="000000" w:sz="4" w:space="0"/>
         </w:tcBorders>
       </w:tcPr>
     </w:tblStylePr>
@@ -24591,9 +24743,9 @@
       </w:tcPr>
     </w:tblStylePr>
   </w:style>
-  <w:style w:type="table" w:styleId="114">
+  <w:style w:type="table" w:styleId="800">
     <w:name w:val="List Table 7 Colorful - Accent 5"/>
-    <w:basedOn w:val="661"/>
+    <w:basedOn w:val="882"/>
     <w:uiPriority w:val="99"/>
     <w:pPr>
       <w:pBdr/>
@@ -24692,11 +24844,11 @@
         <w:tblBorders/>
       </w:tblPr>
       <w:tcPr>
-        <w:shd w:color="ffffff"/>
+        <w:shd w:val="clear" w:color="ffffff"/>
         <w:tcBorders>
-          <w:top w:val="none"/>
-          <w:left w:val="none"/>
-          <w:bottom w:val="none"/>
+          <w:top w:val="none" w:color="000000" w:sz="4" w:space="0"/>
+          <w:left w:val="none" w:color="000000" w:sz="4" w:space="0"/>
+          <w:bottom w:val="none" w:color="000000" w:sz="4" w:space="0"/>
           <w:right w:val="single" w:color="000000" w:themeColor="accent5" w:themeTint="9A" w:sz="4" w:space="0"/>
         </w:tcBorders>
       </w:tcPr>
@@ -24719,10 +24871,10 @@
       <w:tcPr>
         <w:shd w:val="clear" w:color="ffffff" w:themeColor="light1" w:fill="ffffff" w:themeFill="light1"/>
         <w:tcBorders>
-          <w:top w:val="none"/>
-          <w:left w:val="none"/>
+          <w:top w:val="none" w:color="000000" w:sz="4" w:space="0"/>
+          <w:left w:val="none" w:color="000000" w:sz="4" w:space="0"/>
           <w:bottom w:val="single" w:color="000000" w:themeColor="accent5" w:themeTint="9A" w:sz="4" w:space="0"/>
-          <w:right w:val="none"/>
+          <w:right w:val="none" w:color="000000" w:sz="4" w:space="0"/>
         </w:tcBorders>
       </w:tcPr>
     </w:tblStylePr>
@@ -24742,12 +24894,12 @@
         <w:tblBorders/>
       </w:tblPr>
       <w:tcPr>
-        <w:shd w:color="ffffff"/>
+        <w:shd w:val="clear" w:color="ffffff"/>
         <w:tcBorders>
-          <w:top w:val="none"/>
+          <w:top w:val="none" w:color="000000" w:sz="4" w:space="0"/>
           <w:left w:val="single" w:color="000000" w:themeColor="accent5" w:themeTint="9A" w:sz="4" w:space="0"/>
-          <w:bottom w:val="none"/>
-          <w:right w:val="none"/>
+          <w:bottom w:val="none" w:color="000000" w:sz="4" w:space="0"/>
+          <w:right w:val="none" w:color="000000" w:sz="4" w:space="0"/>
         </w:tcBorders>
       </w:tcPr>
     </w:tblStylePr>
@@ -24770,9 +24922,9 @@
         <w:shd w:val="clear" w:color="ffffff" w:themeColor="light1" w:fill="ffffff" w:themeFill="light1"/>
         <w:tcBorders>
           <w:top w:val="single" w:color="000000" w:themeColor="accent5" w:themeTint="9A" w:sz="4" w:space="0"/>
-          <w:left w:val="none"/>
-          <w:bottom w:val="none"/>
-          <w:right w:val="none"/>
+          <w:left w:val="none" w:color="000000" w:sz="4" w:space="0"/>
+          <w:bottom w:val="none" w:color="000000" w:sz="4" w:space="0"/>
+          <w:right w:val="none" w:color="000000" w:sz="4" w:space="0"/>
         </w:tcBorders>
       </w:tcPr>
     </w:tblStylePr>
@@ -24847,9 +24999,9 @@
       </w:tcPr>
     </w:tblStylePr>
   </w:style>
-  <w:style w:type="table" w:styleId="115">
+  <w:style w:type="table" w:styleId="801">
     <w:name w:val="List Table 7 Colorful - Accent 6"/>
-    <w:basedOn w:val="661"/>
+    <w:basedOn w:val="882"/>
     <w:uiPriority w:val="99"/>
     <w:pPr>
       <w:pBdr/>
@@ -24948,11 +25100,11 @@
         <w:tblBorders/>
       </w:tblPr>
       <w:tcPr>
-        <w:shd w:color="ffffff"/>
+        <w:shd w:val="clear" w:color="ffffff"/>
         <w:tcBorders>
-          <w:top w:val="none"/>
-          <w:left w:val="none"/>
-          <w:bottom w:val="none"/>
+          <w:top w:val="none" w:color="000000" w:sz="4" w:space="0"/>
+          <w:left w:val="none" w:color="000000" w:sz="4" w:space="0"/>
+          <w:bottom w:val="none" w:color="000000" w:sz="4" w:space="0"/>
           <w:right w:val="single" w:color="000000" w:themeColor="accent6" w:themeTint="98" w:sz="4" w:space="0"/>
         </w:tcBorders>
       </w:tcPr>
@@ -24975,10 +25127,10 @@
       <w:tcPr>
         <w:shd w:val="clear" w:color="ffffff" w:themeColor="light1" w:fill="ffffff" w:themeFill="light1"/>
         <w:tcBorders>
-          <w:top w:val="none"/>
-          <w:left w:val="none"/>
+          <w:top w:val="none" w:color="000000" w:sz="4" w:space="0"/>
+          <w:left w:val="none" w:color="000000" w:sz="4" w:space="0"/>
           <w:bottom w:val="single" w:color="000000" w:themeColor="accent6" w:themeTint="98" w:sz="4" w:space="0"/>
-          <w:right w:val="none"/>
+          <w:right w:val="none" w:color="000000" w:sz="4" w:space="0"/>
         </w:tcBorders>
       </w:tcPr>
     </w:tblStylePr>
@@ -24998,12 +25150,12 @@
         <w:tblBorders/>
       </w:tblPr>
       <w:tcPr>
-        <w:shd w:color="ffffff"/>
+        <w:shd w:val="clear" w:color="ffffff"/>
         <w:tcBorders>
-          <w:top w:val="none"/>
+          <w:top w:val="none" w:color="000000" w:sz="4" w:space="0"/>
           <w:left w:val="single" w:color="000000" w:themeColor="accent6" w:themeTint="98" w:sz="4" w:space="0"/>
-          <w:bottom w:val="none"/>
-          <w:right w:val="none"/>
+          <w:bottom w:val="none" w:color="000000" w:sz="4" w:space="0"/>
+          <w:right w:val="none" w:color="000000" w:sz="4" w:space="0"/>
         </w:tcBorders>
       </w:tcPr>
     </w:tblStylePr>
@@ -25026,9 +25178,9 @@
         <w:shd w:val="clear" w:color="ffffff" w:themeColor="light1" w:fill="ffffff" w:themeFill="light1"/>
         <w:tcBorders>
           <w:top w:val="single" w:color="000000" w:themeColor="accent6" w:themeTint="98" w:sz="4" w:space="0"/>
-          <w:left w:val="none"/>
-          <w:bottom w:val="none"/>
-          <w:right w:val="none"/>
+          <w:left w:val="none" w:color="000000" w:sz="4" w:space="0"/>
+          <w:bottom w:val="none" w:color="000000" w:sz="4" w:space="0"/>
+          <w:right w:val="none" w:color="000000" w:sz="4" w:space="0"/>
         </w:tcBorders>
       </w:tcPr>
     </w:tblStylePr>
@@ -25103,9 +25255,9 @@
       </w:tcPr>
     </w:tblStylePr>
   </w:style>
-  <w:style w:type="table" w:styleId="116">
+  <w:style w:type="table" w:styleId="802">
     <w:name w:val="Lined - Accent"/>
-    <w:basedOn w:val="661"/>
+    <w:basedOn w:val="882"/>
     <w:uiPriority w:val="99"/>
     <w:pPr>
       <w:pBdr/>
@@ -25340,9 +25492,9 @@
       </w:tcPr>
     </w:tblStylePr>
   </w:style>
-  <w:style w:type="table" w:styleId="117">
+  <w:style w:type="table" w:styleId="803">
     <w:name w:val="Lined - Accent 1"/>
-    <w:basedOn w:val="661"/>
+    <w:basedOn w:val="882"/>
     <w:uiPriority w:val="99"/>
     <w:pPr>
       <w:pBdr/>
@@ -25577,9 +25729,9 @@
       </w:tcPr>
     </w:tblStylePr>
   </w:style>
-  <w:style w:type="table" w:styleId="118">
+  <w:style w:type="table" w:styleId="804">
     <w:name w:val="Lined - Accent 2"/>
-    <w:basedOn w:val="661"/>
+    <w:basedOn w:val="882"/>
     <w:uiPriority w:val="99"/>
     <w:pPr>
       <w:pBdr/>
@@ -25814,9 +25966,9 @@
       </w:tcPr>
     </w:tblStylePr>
   </w:style>
-  <w:style w:type="table" w:styleId="119">
+  <w:style w:type="table" w:styleId="805">
     <w:name w:val="Lined - Accent 3"/>
-    <w:basedOn w:val="661"/>
+    <w:basedOn w:val="882"/>
     <w:uiPriority w:val="99"/>
     <w:pPr>
       <w:pBdr/>
@@ -26051,9 +26203,9 @@
       </w:tcPr>
     </w:tblStylePr>
   </w:style>
-  <w:style w:type="table" w:styleId="120">
+  <w:style w:type="table" w:styleId="806">
     <w:name w:val="Lined - Accent 4"/>
-    <w:basedOn w:val="661"/>
+    <w:basedOn w:val="882"/>
     <w:uiPriority w:val="99"/>
     <w:pPr>
       <w:pBdr/>
@@ -26288,9 +26440,9 @@
       </w:tcPr>
     </w:tblStylePr>
   </w:style>
-  <w:style w:type="table" w:styleId="121">
+  <w:style w:type="table" w:styleId="807">
     <w:name w:val="Lined - Accent 5"/>
-    <w:basedOn w:val="661"/>
+    <w:basedOn w:val="882"/>
     <w:uiPriority w:val="99"/>
     <w:pPr>
       <w:pBdr/>
@@ -26525,9 +26677,9 @@
       </w:tcPr>
     </w:tblStylePr>
   </w:style>
-  <w:style w:type="table" w:styleId="122">
+  <w:style w:type="table" w:styleId="808">
     <w:name w:val="Lined - Accent 6"/>
-    <w:basedOn w:val="661"/>
+    <w:basedOn w:val="882"/>
     <w:uiPriority w:val="99"/>
     <w:pPr>
       <w:pBdr/>
@@ -26762,9 +26914,9 @@
       </w:tcPr>
     </w:tblStylePr>
   </w:style>
-  <w:style w:type="table" w:styleId="123">
+  <w:style w:type="table" w:styleId="809">
     <w:name w:val="Bordered &amp; Lined - Accent"/>
-    <w:basedOn w:val="661"/>
+    <w:basedOn w:val="882"/>
     <w:uiPriority w:val="99"/>
     <w:pPr>
       <w:pBdr/>
@@ -27006,9 +27158,9 @@
       </w:tcPr>
     </w:tblStylePr>
   </w:style>
-  <w:style w:type="table" w:styleId="124">
+  <w:style w:type="table" w:styleId="810">
     <w:name w:val="Bordered &amp; Lined - Accent 1"/>
-    <w:basedOn w:val="661"/>
+    <w:basedOn w:val="882"/>
     <w:uiPriority w:val="99"/>
     <w:pPr>
       <w:pBdr/>
@@ -27250,9 +27402,9 @@
       </w:tcPr>
     </w:tblStylePr>
   </w:style>
-  <w:style w:type="table" w:styleId="125">
+  <w:style w:type="table" w:styleId="811">
     <w:name w:val="Bordered &amp; Lined - Accent 2"/>
-    <w:basedOn w:val="661"/>
+    <w:basedOn w:val="882"/>
     <w:uiPriority w:val="99"/>
     <w:pPr>
       <w:pBdr/>
@@ -27494,9 +27646,9 @@
       </w:tcPr>
     </w:tblStylePr>
   </w:style>
-  <w:style w:type="table" w:styleId="126">
+  <w:style w:type="table" w:styleId="812">
     <w:name w:val="Bordered &amp; Lined - Accent 3"/>
-    <w:basedOn w:val="661"/>
+    <w:basedOn w:val="882"/>
     <w:uiPriority w:val="99"/>
     <w:pPr>
       <w:pBdr/>
@@ -27738,9 +27890,9 @@
       </w:tcPr>
     </w:tblStylePr>
   </w:style>
-  <w:style w:type="table" w:styleId="127">
+  <w:style w:type="table" w:styleId="813">
     <w:name w:val="Bordered &amp; Lined - Accent 4"/>
-    <w:basedOn w:val="661"/>
+    <w:basedOn w:val="882"/>
     <w:uiPriority w:val="99"/>
     <w:pPr>
       <w:pBdr/>
@@ -27982,9 +28134,9 @@
       </w:tcPr>
     </w:tblStylePr>
   </w:style>
-  <w:style w:type="table" w:styleId="128">
+  <w:style w:type="table" w:styleId="814">
     <w:name w:val="Bordered &amp; Lined - Accent 5"/>
-    <w:basedOn w:val="661"/>
+    <w:basedOn w:val="882"/>
     <w:uiPriority w:val="99"/>
     <w:pPr>
       <w:pBdr/>
@@ -28226,9 +28378,9 @@
       </w:tcPr>
     </w:tblStylePr>
   </w:style>
-  <w:style w:type="table" w:styleId="129">
+  <w:style w:type="table" w:styleId="815">
     <w:name w:val="Bordered &amp; Lined - Accent 6"/>
-    <w:basedOn w:val="661"/>
+    <w:basedOn w:val="882"/>
     <w:uiPriority w:val="99"/>
     <w:pPr>
       <w:pBdr/>
@@ -28470,9 +28622,9 @@
       </w:tcPr>
     </w:tblStylePr>
   </w:style>
-  <w:style w:type="table" w:styleId="130">
+  <w:style w:type="table" w:styleId="816">
     <w:name w:val="Bordered"/>
-    <w:basedOn w:val="661"/>
+    <w:basedOn w:val="882"/>
     <w:uiPriority w:val="99"/>
     <w:pPr>
       <w:pBdr/>
@@ -28701,9 +28853,9 @@
       </w:tcPr>
     </w:tblStylePr>
   </w:style>
-  <w:style w:type="table" w:styleId="131">
+  <w:style w:type="table" w:styleId="817">
     <w:name w:val="Bordered - Accent 1"/>
-    <w:basedOn w:val="661"/>
+    <w:basedOn w:val="882"/>
     <w:uiPriority w:val="99"/>
     <w:pPr>
       <w:pBdr/>
@@ -28932,9 +29084,9 @@
       </w:tcPr>
     </w:tblStylePr>
   </w:style>
-  <w:style w:type="table" w:styleId="132">
+  <w:style w:type="table" w:styleId="818">
     <w:name w:val="Bordered - Accent 2"/>
-    <w:basedOn w:val="661"/>
+    <w:basedOn w:val="882"/>
     <w:uiPriority w:val="99"/>
     <w:pPr>
       <w:pBdr/>
@@ -29163,9 +29315,9 @@
       </w:tcPr>
     </w:tblStylePr>
   </w:style>
-  <w:style w:type="table" w:styleId="133">
+  <w:style w:type="table" w:styleId="819">
     <w:name w:val="Bordered - Accent 3"/>
-    <w:basedOn w:val="661"/>
+    <w:basedOn w:val="882"/>
     <w:uiPriority w:val="99"/>
     <w:pPr>
       <w:pBdr/>
@@ -29394,9 +29546,9 @@
       </w:tcPr>
     </w:tblStylePr>
   </w:style>
-  <w:style w:type="table" w:styleId="134">
+  <w:style w:type="table" w:styleId="820">
     <w:name w:val="Bordered - Accent 4"/>
-    <w:basedOn w:val="661"/>
+    <w:basedOn w:val="882"/>
     <w:uiPriority w:val="99"/>
     <w:pPr>
       <w:pBdr/>
@@ -29625,9 +29777,9 @@
       </w:tcPr>
     </w:tblStylePr>
   </w:style>
-  <w:style w:type="table" w:styleId="135">
+  <w:style w:type="table" w:styleId="821">
     <w:name w:val="Bordered - Accent 5"/>
-    <w:basedOn w:val="661"/>
+    <w:basedOn w:val="882"/>
     <w:uiPriority w:val="99"/>
     <w:pPr>
       <w:pBdr/>
@@ -29856,9 +30008,9 @@
       </w:tcPr>
     </w:tblStylePr>
   </w:style>
-  <w:style w:type="table" w:styleId="136">
+  <w:style w:type="table" w:styleId="822">
     <w:name w:val="Bordered - Accent 6"/>
-    <w:basedOn w:val="661"/>
+    <w:basedOn w:val="882"/>
     <w:uiPriority w:val="99"/>
     <w:pPr>
       <w:pBdr/>
@@ -30087,11 +30239,11 @@
       </w:tcPr>
     </w:tblStylePr>
   </w:style>
-  <w:style w:type="paragraph" w:styleId="138">
+  <w:style w:type="paragraph" w:styleId="823">
     <w:name w:val="Heading 1"/>
-    <w:basedOn w:val="660"/>
-    <w:next w:val="660"/>
-    <w:link w:val="149"/>
+    <w:basedOn w:val="881"/>
+    <w:next w:val="881"/>
+    <w:link w:val="833"/>
     <w:uiPriority w:val="9"/>
     <w:qFormat/>
     <w:pPr>
@@ -30109,11 +30261,11 @@
       <w:szCs w:val="40"/>
     </w:rPr>
   </w:style>
-  <w:style w:type="paragraph" w:styleId="139">
+  <w:style w:type="paragraph" w:styleId="824">
     <w:name w:val="Heading 2"/>
-    <w:basedOn w:val="660"/>
-    <w:next w:val="660"/>
-    <w:link w:val="150"/>
+    <w:basedOn w:val="881"/>
+    <w:next w:val="881"/>
+    <w:link w:val="834"/>
     <w:uiPriority w:val="9"/>
     <w:unhideWhenUsed/>
     <w:qFormat/>
@@ -30132,11 +30284,11 @@
       <w:szCs w:val="32"/>
     </w:rPr>
   </w:style>
-  <w:style w:type="paragraph" w:styleId="140">
+  <w:style w:type="paragraph" w:styleId="825">
     <w:name w:val="Heading 3"/>
-    <w:basedOn w:val="660"/>
-    <w:next w:val="660"/>
-    <w:link w:val="151"/>
+    <w:basedOn w:val="881"/>
+    <w:next w:val="881"/>
+    <w:link w:val="835"/>
     <w:uiPriority w:val="9"/>
     <w:unhideWhenUsed/>
     <w:qFormat/>
@@ -30155,11 +30307,11 @@
       <w:szCs w:val="28"/>
     </w:rPr>
   </w:style>
-  <w:style w:type="paragraph" w:styleId="141">
+  <w:style w:type="paragraph" w:styleId="826">
     <w:name w:val="Heading 4"/>
-    <w:basedOn w:val="660"/>
-    <w:next w:val="660"/>
-    <w:link w:val="152"/>
+    <w:basedOn w:val="881"/>
+    <w:next w:val="881"/>
+    <w:link w:val="836"/>
     <w:uiPriority w:val="9"/>
     <w:unhideWhenUsed/>
     <w:qFormat/>
@@ -30178,11 +30330,11 @@
       <w:color w:val="0f4761" w:themeColor="accent1" w:themeShade="BF"/>
     </w:rPr>
   </w:style>
-  <w:style w:type="paragraph" w:styleId="142">
+  <w:style w:type="paragraph" w:styleId="827">
     <w:name w:val="Heading 5"/>
-    <w:basedOn w:val="660"/>
-    <w:next w:val="660"/>
-    <w:link w:val="153"/>
+    <w:basedOn w:val="881"/>
+    <w:next w:val="881"/>
+    <w:link w:val="837"/>
     <w:uiPriority w:val="9"/>
     <w:unhideWhenUsed/>
     <w:qFormat/>
@@ -30199,11 +30351,11 @@
       <w:color w:val="0f4761" w:themeColor="accent1" w:themeShade="BF"/>
     </w:rPr>
   </w:style>
-  <w:style w:type="paragraph" w:styleId="143">
+  <w:style w:type="paragraph" w:styleId="828">
     <w:name w:val="Heading 6"/>
-    <w:basedOn w:val="660"/>
-    <w:next w:val="660"/>
-    <w:link w:val="154"/>
+    <w:basedOn w:val="881"/>
+    <w:next w:val="881"/>
+    <w:link w:val="838"/>
     <w:uiPriority w:val="9"/>
     <w:unhideWhenUsed/>
     <w:qFormat/>
@@ -30222,11 +30374,11 @@
       <w:color w:val="595959" w:themeColor="text1" w:themeTint="A6"/>
     </w:rPr>
   </w:style>
-  <w:style w:type="paragraph" w:styleId="144">
+  <w:style w:type="paragraph" w:styleId="829">
     <w:name w:val="Heading 7"/>
-    <w:basedOn w:val="660"/>
-    <w:next w:val="660"/>
-    <w:link w:val="155"/>
+    <w:basedOn w:val="881"/>
+    <w:next w:val="881"/>
+    <w:link w:val="839"/>
     <w:uiPriority w:val="9"/>
     <w:unhideWhenUsed/>
     <w:qFormat/>
@@ -30243,11 +30395,11 @@
       <w:color w:val="595959" w:themeColor="text1" w:themeTint="A6"/>
     </w:rPr>
   </w:style>
-  <w:style w:type="paragraph" w:styleId="145">
+  <w:style w:type="paragraph" w:styleId="830">
     <w:name w:val="Heading 8"/>
-    <w:basedOn w:val="660"/>
-    <w:next w:val="660"/>
-    <w:link w:val="156"/>
+    <w:basedOn w:val="881"/>
+    <w:next w:val="881"/>
+    <w:link w:val="840"/>
     <w:uiPriority w:val="9"/>
     <w:unhideWhenUsed/>
     <w:qFormat/>
@@ -30266,11 +30418,11 @@
       <w:color w:val="272727" w:themeColor="text1" w:themeTint="D8"/>
     </w:rPr>
   </w:style>
-  <w:style w:type="paragraph" w:styleId="146">
+  <w:style w:type="paragraph" w:styleId="831">
     <w:name w:val="Heading 9"/>
-    <w:basedOn w:val="660"/>
-    <w:next w:val="660"/>
-    <w:link w:val="157"/>
+    <w:basedOn w:val="881"/>
+    <w:next w:val="881"/>
+    <w:link w:val="841"/>
     <w:uiPriority w:val="9"/>
     <w:unhideWhenUsed/>
     <w:qFormat/>
@@ -30289,7 +30441,7 @@
       <w:color w:val="272727" w:themeColor="text1" w:themeTint="D8"/>
     </w:rPr>
   </w:style>
-  <w:style w:type="character" w:styleId="147" w:default="1">
+  <w:style w:type="character" w:styleId="832" w:default="1">
     <w:name w:val="Default Paragraph Font"/>
     <w:uiPriority w:val="1"/>
     <w:semiHidden/>
@@ -30300,10 +30452,10 @@
       <w:ind/>
     </w:pPr>
   </w:style>
-  <w:style w:type="character" w:styleId="149">
+  <w:style w:type="character" w:styleId="833">
     <w:name w:val="Heading 1 Char"/>
-    <w:basedOn w:val="147"/>
-    <w:link w:val="138"/>
+    <w:basedOn w:val="832"/>
+    <w:link w:val="823"/>
     <w:uiPriority w:val="9"/>
     <w:pPr>
       <w:pBdr/>
@@ -30317,10 +30469,10 @@
       <w:szCs w:val="40"/>
     </w:rPr>
   </w:style>
-  <w:style w:type="character" w:styleId="150">
+  <w:style w:type="character" w:styleId="834">
     <w:name w:val="Heading 2 Char"/>
-    <w:basedOn w:val="147"/>
-    <w:link w:val="139"/>
+    <w:basedOn w:val="832"/>
+    <w:link w:val="824"/>
     <w:uiPriority w:val="9"/>
     <w:pPr>
       <w:pBdr/>
@@ -30334,10 +30486,10 @@
       <w:szCs w:val="32"/>
     </w:rPr>
   </w:style>
-  <w:style w:type="character" w:styleId="151">
+  <w:style w:type="character" w:styleId="835">
     <w:name w:val="Heading 3 Char"/>
-    <w:basedOn w:val="147"/>
-    <w:link w:val="140"/>
+    <w:basedOn w:val="832"/>
+    <w:link w:val="825"/>
     <w:uiPriority w:val="9"/>
     <w:pPr>
       <w:pBdr/>
@@ -30351,10 +30503,10 @@
       <w:szCs w:val="28"/>
     </w:rPr>
   </w:style>
-  <w:style w:type="character" w:styleId="152">
+  <w:style w:type="character" w:styleId="836">
     <w:name w:val="Heading 4 Char"/>
-    <w:basedOn w:val="147"/>
-    <w:link w:val="141"/>
+    <w:basedOn w:val="832"/>
+    <w:link w:val="826"/>
     <w:uiPriority w:val="9"/>
     <w:pPr>
       <w:pBdr/>
@@ -30368,10 +30520,10 @@
       <w:color w:val="0f4761" w:themeColor="accent1" w:themeShade="BF"/>
     </w:rPr>
   </w:style>
-  <w:style w:type="character" w:styleId="153">
+  <w:style w:type="character" w:styleId="837">
     <w:name w:val="Heading 5 Char"/>
-    <w:basedOn w:val="147"/>
-    <w:link w:val="142"/>
+    <w:basedOn w:val="832"/>
+    <w:link w:val="827"/>
     <w:uiPriority w:val="9"/>
     <w:pPr>
       <w:pBdr/>
@@ -30383,10 +30535,10 @@
       <w:color w:val="0f4761" w:themeColor="accent1" w:themeShade="BF"/>
     </w:rPr>
   </w:style>
-  <w:style w:type="character" w:styleId="154">
+  <w:style w:type="character" w:styleId="838">
     <w:name w:val="Heading 6 Char"/>
-    <w:basedOn w:val="147"/>
-    <w:link w:val="143"/>
+    <w:basedOn w:val="832"/>
+    <w:link w:val="828"/>
     <w:uiPriority w:val="9"/>
     <w:pPr>
       <w:pBdr/>
@@ -30400,10 +30552,10 @@
       <w:color w:val="595959" w:themeColor="text1" w:themeTint="A6"/>
     </w:rPr>
   </w:style>
-  <w:style w:type="character" w:styleId="155">
+  <w:style w:type="character" w:styleId="839">
     <w:name w:val="Heading 7 Char"/>
-    <w:basedOn w:val="147"/>
-    <w:link w:val="144"/>
+    <w:basedOn w:val="832"/>
+    <w:link w:val="829"/>
     <w:uiPriority w:val="9"/>
     <w:pPr>
       <w:pBdr/>
@@ -30415,10 +30567,10 @@
       <w:color w:val="595959" w:themeColor="text1" w:themeTint="A6"/>
     </w:rPr>
   </w:style>
-  <w:style w:type="character" w:styleId="156">
+  <w:style w:type="character" w:styleId="840">
     <w:name w:val="Heading 8 Char"/>
-    <w:basedOn w:val="147"/>
-    <w:link w:val="145"/>
+    <w:basedOn w:val="832"/>
+    <w:link w:val="830"/>
     <w:uiPriority w:val="9"/>
     <w:pPr>
       <w:pBdr/>
@@ -30432,10 +30584,10 @@
       <w:color w:val="272727" w:themeColor="text1" w:themeTint="D8"/>
     </w:rPr>
   </w:style>
-  <w:style w:type="character" w:styleId="157">
+  <w:style w:type="character" w:styleId="841">
     <w:name w:val="Heading 9 Char"/>
-    <w:basedOn w:val="147"/>
-    <w:link w:val="146"/>
+    <w:basedOn w:val="832"/>
+    <w:link w:val="831"/>
     <w:uiPriority w:val="9"/>
     <w:pPr>
       <w:pBdr/>
@@ -30449,11 +30601,11 @@
       <w:color w:val="272727" w:themeColor="text1" w:themeTint="D8"/>
     </w:rPr>
   </w:style>
-  <w:style w:type="paragraph" w:styleId="158">
+  <w:style w:type="paragraph" w:styleId="842">
     <w:name w:val="Title"/>
-    <w:basedOn w:val="660"/>
-    <w:next w:val="660"/>
-    <w:link w:val="159"/>
+    <w:basedOn w:val="881"/>
+    <w:next w:val="881"/>
+    <w:link w:val="843"/>
     <w:uiPriority w:val="10"/>
     <w:qFormat/>
     <w:pPr>
@@ -30469,10 +30621,10 @@
       <w:szCs w:val="56"/>
     </w:rPr>
   </w:style>
-  <w:style w:type="character" w:styleId="159">
+  <w:style w:type="character" w:styleId="843">
     <w:name w:val="Title Char"/>
-    <w:basedOn w:val="147"/>
-    <w:link w:val="158"/>
+    <w:basedOn w:val="832"/>
+    <w:link w:val="842"/>
     <w:uiPriority w:val="10"/>
     <w:pPr>
       <w:pBdr/>
@@ -30486,11 +30638,11 @@
       <w:szCs w:val="56"/>
     </w:rPr>
   </w:style>
-  <w:style w:type="paragraph" w:styleId="160">
+  <w:style w:type="paragraph" w:styleId="844">
     <w:name w:val="Subtitle"/>
-    <w:basedOn w:val="660"/>
-    <w:next w:val="660"/>
-    <w:link w:val="161"/>
+    <w:basedOn w:val="881"/>
+    <w:next w:val="881"/>
+    <w:link w:val="845"/>
     <w:uiPriority w:val="11"/>
     <w:qFormat/>
     <w:pPr>
@@ -30508,10 +30660,10 @@
       <w:szCs w:val="28"/>
     </w:rPr>
   </w:style>
-  <w:style w:type="character" w:styleId="161">
+  <w:style w:type="character" w:styleId="845">
     <w:name w:val="Subtitle Char"/>
-    <w:basedOn w:val="147"/>
-    <w:link w:val="160"/>
+    <w:basedOn w:val="832"/>
+    <w:link w:val="844"/>
     <w:uiPriority w:val="11"/>
     <w:pPr>
       <w:pBdr/>
@@ -30525,11 +30677,11 @@
       <w:szCs w:val="28"/>
     </w:rPr>
   </w:style>
-  <w:style w:type="paragraph" w:styleId="162">
+  <w:style w:type="paragraph" w:styleId="846">
     <w:name w:val="Quote"/>
-    <w:basedOn w:val="660"/>
-    <w:next w:val="660"/>
-    <w:link w:val="163"/>
+    <w:basedOn w:val="881"/>
+    <w:next w:val="881"/>
+    <w:link w:val="847"/>
     <w:uiPriority w:val="29"/>
     <w:qFormat/>
     <w:pPr>
@@ -30544,10 +30696,10 @@
       <w:color w:val="404040" w:themeColor="text1" w:themeTint="BF"/>
     </w:rPr>
   </w:style>
-  <w:style w:type="character" w:styleId="163">
+  <w:style w:type="character" w:styleId="847">
     <w:name w:val="Quote Char"/>
-    <w:basedOn w:val="147"/>
-    <w:link w:val="162"/>
+    <w:basedOn w:val="832"/>
+    <w:link w:val="846"/>
     <w:uiPriority w:val="29"/>
     <w:pPr>
       <w:pBdr/>
@@ -30560,9 +30712,9 @@
       <w:color w:val="404040" w:themeColor="text1" w:themeTint="BF"/>
     </w:rPr>
   </w:style>
-  <w:style w:type="character" w:styleId="165">
+  <w:style w:type="character" w:styleId="848">
     <w:name w:val="Intense Emphasis"/>
-    <w:basedOn w:val="147"/>
+    <w:basedOn w:val="832"/>
     <w:uiPriority w:val="21"/>
     <w:qFormat/>
     <w:pPr>
@@ -30576,11 +30728,11 @@
       <w:color w:val="0f4761" w:themeColor="accent1" w:themeShade="BF"/>
     </w:rPr>
   </w:style>
-  <w:style w:type="paragraph" w:styleId="166">
+  <w:style w:type="paragraph" w:styleId="849">
     <w:name w:val="Intense Quote"/>
-    <w:basedOn w:val="660"/>
-    <w:next w:val="660"/>
-    <w:link w:val="167"/>
+    <w:basedOn w:val="881"/>
+    <w:next w:val="881"/>
+    <w:link w:val="850"/>
     <w:uiPriority w:val="30"/>
     <w:qFormat/>
     <w:pPr>
@@ -30598,10 +30750,10 @@
       <w:color w:val="0f4761" w:themeColor="accent1" w:themeShade="BF"/>
     </w:rPr>
   </w:style>
-  <w:style w:type="character" w:styleId="167">
+  <w:style w:type="character" w:styleId="850">
     <w:name w:val="Intense Quote Char"/>
-    <w:basedOn w:val="147"/>
-    <w:link w:val="166"/>
+    <w:basedOn w:val="832"/>
+    <w:link w:val="849"/>
     <w:uiPriority w:val="30"/>
     <w:pPr>
       <w:pBdr/>
@@ -30614,9 +30766,9 @@
       <w:color w:val="0f4761" w:themeColor="accent1" w:themeShade="BF"/>
     </w:rPr>
   </w:style>
-  <w:style w:type="character" w:styleId="168">
+  <w:style w:type="character" w:styleId="851">
     <w:name w:val="Intense Reference"/>
-    <w:basedOn w:val="147"/>
+    <w:basedOn w:val="832"/>
     <w:uiPriority w:val="32"/>
     <w:qFormat/>
     <w:pPr>
@@ -30632,9 +30784,9 @@
       <w:spacing w:val="5"/>
     </w:rPr>
   </w:style>
-  <w:style w:type="character" w:styleId="170">
+  <w:style w:type="character" w:styleId="852">
     <w:name w:val="Subtle Emphasis"/>
-    <w:basedOn w:val="147"/>
+    <w:basedOn w:val="832"/>
     <w:uiPriority w:val="19"/>
     <w:qFormat/>
     <w:pPr>
@@ -30648,9 +30800,9 @@
       <w:color w:val="404040" w:themeColor="text1" w:themeTint="BF"/>
     </w:rPr>
   </w:style>
-  <w:style w:type="character" w:styleId="171">
+  <w:style w:type="character" w:styleId="853">
     <w:name w:val="Emphasis"/>
-    <w:basedOn w:val="147"/>
+    <w:basedOn w:val="832"/>
     <w:uiPriority w:val="20"/>
     <w:qFormat/>
     <w:pPr>
@@ -30663,9 +30815,9 @@
       <w:iCs/>
     </w:rPr>
   </w:style>
-  <w:style w:type="character" w:styleId="172">
+  <w:style w:type="character" w:styleId="854">
     <w:name w:val="Strong"/>
-    <w:basedOn w:val="147"/>
+    <w:basedOn w:val="832"/>
     <w:uiPriority w:val="22"/>
     <w:qFormat/>
     <w:pPr>
@@ -30678,9 +30830,9 @@
       <w:bCs/>
     </w:rPr>
   </w:style>
-  <w:style w:type="character" w:styleId="173">
+  <w:style w:type="character" w:styleId="855">
     <w:name w:val="Subtle Reference"/>
-    <w:basedOn w:val="147"/>
+    <w:basedOn w:val="832"/>
     <w:uiPriority w:val="31"/>
     <w:qFormat/>
     <w:pPr>
@@ -30693,9 +30845,9 @@
       <w:color w:val="5a5a5a" w:themeColor="text1" w:themeTint="A5"/>
     </w:rPr>
   </w:style>
-  <w:style w:type="character" w:styleId="174">
+  <w:style w:type="character" w:styleId="856">
     <w:name w:val="Book Title"/>
-    <w:basedOn w:val="147"/>
+    <w:basedOn w:val="832"/>
     <w:uiPriority w:val="33"/>
     <w:qFormat/>
     <w:pPr>
@@ -30711,10 +30863,10 @@
       <w:spacing w:val="5"/>
     </w:rPr>
   </w:style>
-  <w:style w:type="paragraph" w:styleId="175">
+  <w:style w:type="paragraph" w:styleId="857">
     <w:name w:val="Header"/>
-    <w:basedOn w:val="660"/>
-    <w:link w:val="176"/>
+    <w:basedOn w:val="881"/>
+    <w:link w:val="858"/>
     <w:uiPriority w:val="99"/>
     <w:unhideWhenUsed/>
     <w:pPr>
@@ -30727,10 +30879,10 @@
       <w:ind/>
     </w:pPr>
   </w:style>
-  <w:style w:type="character" w:styleId="176">
+  <w:style w:type="character" w:styleId="858">
     <w:name w:val="Header Char"/>
-    <w:basedOn w:val="147"/>
-    <w:link w:val="175"/>
+    <w:basedOn w:val="832"/>
+    <w:link w:val="857"/>
     <w:uiPriority w:val="99"/>
     <w:pPr>
       <w:pBdr/>
@@ -30738,10 +30890,10 @@
       <w:ind/>
     </w:pPr>
   </w:style>
-  <w:style w:type="paragraph" w:styleId="177">
+  <w:style w:type="paragraph" w:styleId="859">
     <w:name w:val="Footer"/>
-    <w:basedOn w:val="660"/>
-    <w:link w:val="178"/>
+    <w:basedOn w:val="881"/>
+    <w:link w:val="860"/>
     <w:uiPriority w:val="99"/>
     <w:unhideWhenUsed/>
     <w:pPr>
@@ -30754,10 +30906,10 @@
       <w:ind/>
     </w:pPr>
   </w:style>
-  <w:style w:type="character" w:styleId="178">
+  <w:style w:type="character" w:styleId="860">
     <w:name w:val="Footer Char"/>
-    <w:basedOn w:val="147"/>
-    <w:link w:val="177"/>
+    <w:basedOn w:val="832"/>
+    <w:link w:val="859"/>
     <w:uiPriority w:val="99"/>
     <w:pPr>
       <w:pBdr/>
@@ -30765,10 +30917,10 @@
       <w:ind/>
     </w:pPr>
   </w:style>
-  <w:style w:type="paragraph" w:styleId="179">
+  <w:style w:type="paragraph" w:styleId="861">
     <w:name w:val="Caption"/>
-    <w:basedOn w:val="660"/>
-    <w:next w:val="660"/>
+    <w:basedOn w:val="881"/>
+    <w:next w:val="881"/>
     <w:uiPriority w:val="35"/>
     <w:unhideWhenUsed/>
     <w:qFormat/>
@@ -30785,10 +30937,10 @@
       <w:szCs w:val="18"/>
     </w:rPr>
   </w:style>
-  <w:style w:type="paragraph" w:styleId="180">
+  <w:style w:type="paragraph" w:styleId="862">
     <w:name w:val="footnote text"/>
-    <w:basedOn w:val="660"/>
-    <w:link w:val="181"/>
+    <w:basedOn w:val="881"/>
+    <w:link w:val="863"/>
     <w:uiPriority w:val="99"/>
     <w:semiHidden/>
     <w:unhideWhenUsed/>
@@ -30802,10 +30954,10 @@
       <w:szCs w:val="20"/>
     </w:rPr>
   </w:style>
-  <w:style w:type="character" w:styleId="181">
+  <w:style w:type="character" w:styleId="863">
     <w:name w:val="Footnote Text Char"/>
-    <w:basedOn w:val="147"/>
-    <w:link w:val="180"/>
+    <w:basedOn w:val="832"/>
+    <w:link w:val="862"/>
     <w:uiPriority w:val="99"/>
     <w:semiHidden/>
     <w:pPr>
@@ -30818,9 +30970,9 @@
       <w:szCs w:val="20"/>
     </w:rPr>
   </w:style>
-  <w:style w:type="character" w:styleId="182">
+  <w:style w:type="character" w:styleId="864">
     <w:name w:val="footnote reference"/>
-    <w:basedOn w:val="147"/>
+    <w:basedOn w:val="832"/>
     <w:uiPriority w:val="99"/>
     <w:semiHidden/>
     <w:unhideWhenUsed/>
@@ -30833,10 +30985,10 @@
       <w:vertAlign w:val="superscript"/>
     </w:rPr>
   </w:style>
-  <w:style w:type="paragraph" w:styleId="183">
+  <w:style w:type="paragraph" w:styleId="865">
     <w:name w:val="endnote text"/>
-    <w:basedOn w:val="660"/>
-    <w:link w:val="184"/>
+    <w:basedOn w:val="881"/>
+    <w:link w:val="866"/>
     <w:uiPriority w:val="99"/>
     <w:semiHidden/>
     <w:unhideWhenUsed/>
@@ -30850,10 +31002,10 @@
       <w:szCs w:val="20"/>
     </w:rPr>
   </w:style>
-  <w:style w:type="character" w:styleId="184">
+  <w:style w:type="character" w:styleId="866">
     <w:name w:val="Endnote Text Char"/>
-    <w:basedOn w:val="147"/>
-    <w:link w:val="183"/>
+    <w:basedOn w:val="832"/>
+    <w:link w:val="865"/>
     <w:uiPriority w:val="99"/>
     <w:semiHidden/>
     <w:pPr>
@@ -30866,9 +31018,9 @@
       <w:szCs w:val="20"/>
     </w:rPr>
   </w:style>
-  <w:style w:type="character" w:styleId="185">
+  <w:style w:type="character" w:styleId="867">
     <w:name w:val="endnote reference"/>
-    <w:basedOn w:val="147"/>
+    <w:basedOn w:val="832"/>
     <w:uiPriority w:val="99"/>
     <w:semiHidden/>
     <w:unhideWhenUsed/>
@@ -30881,9 +31033,9 @@
       <w:vertAlign w:val="superscript"/>
     </w:rPr>
   </w:style>
-  <w:style w:type="character" w:styleId="186">
+  <w:style w:type="character" w:styleId="868">
     <w:name w:val="Hyperlink"/>
-    <w:basedOn w:val="147"/>
+    <w:basedOn w:val="832"/>
     <w:uiPriority w:val="99"/>
     <w:unhideWhenUsed/>
     <w:pPr>
@@ -30896,9 +31048,9 @@
       <w:u w:val="single"/>
     </w:rPr>
   </w:style>
-  <w:style w:type="character" w:styleId="187">
+  <w:style w:type="character" w:styleId="869">
     <w:name w:val="FollowedHyperlink"/>
-    <w:basedOn w:val="147"/>
+    <w:basedOn w:val="832"/>
     <w:uiPriority w:val="99"/>
     <w:semiHidden/>
     <w:unhideWhenUsed/>
@@ -30912,10 +31064,10 @@
       <w:u w:val="single"/>
     </w:rPr>
   </w:style>
-  <w:style w:type="paragraph" w:styleId="188">
+  <w:style w:type="paragraph" w:styleId="870">
     <w:name w:val="toc 1"/>
-    <w:basedOn w:val="660"/>
-    <w:next w:val="660"/>
+    <w:basedOn w:val="881"/>
+    <w:next w:val="881"/>
     <w:uiPriority w:val="39"/>
     <w:unhideWhenUsed/>
     <w:pPr>
@@ -30924,10 +31076,10 @@
       <w:ind/>
     </w:pPr>
   </w:style>
-  <w:style w:type="paragraph" w:styleId="189">
+  <w:style w:type="paragraph" w:styleId="871">
     <w:name w:val="toc 2"/>
-    <w:basedOn w:val="660"/>
-    <w:next w:val="660"/>
+    <w:basedOn w:val="881"/>
+    <w:next w:val="881"/>
     <w:uiPriority w:val="39"/>
     <w:unhideWhenUsed/>
     <w:pPr>
@@ -30936,10 +31088,10 @@
       <w:ind w:left="220"/>
     </w:pPr>
   </w:style>
-  <w:style w:type="paragraph" w:styleId="190">
+  <w:style w:type="paragraph" w:styleId="872">
     <w:name w:val="toc 3"/>
-    <w:basedOn w:val="660"/>
-    <w:next w:val="660"/>
+    <w:basedOn w:val="881"/>
+    <w:next w:val="881"/>
     <w:uiPriority w:val="39"/>
     <w:unhideWhenUsed/>
     <w:pPr>
@@ -30948,10 +31100,10 @@
       <w:ind w:left="440"/>
     </w:pPr>
   </w:style>
-  <w:style w:type="paragraph" w:styleId="191">
+  <w:style w:type="paragraph" w:styleId="873">
     <w:name w:val="toc 4"/>
-    <w:basedOn w:val="660"/>
-    <w:next w:val="660"/>
+    <w:basedOn w:val="881"/>
+    <w:next w:val="881"/>
     <w:uiPriority w:val="39"/>
     <w:unhideWhenUsed/>
     <w:pPr>
@@ -30960,10 +31112,10 @@
       <w:ind w:left="660"/>
     </w:pPr>
   </w:style>
-  <w:style w:type="paragraph" w:styleId="192">
+  <w:style w:type="paragraph" w:styleId="874">
     <w:name w:val="toc 5"/>
-    <w:basedOn w:val="660"/>
-    <w:next w:val="660"/>
+    <w:basedOn w:val="881"/>
+    <w:next w:val="881"/>
     <w:uiPriority w:val="39"/>
     <w:unhideWhenUsed/>
     <w:pPr>
@@ -30972,10 +31124,10 @@
       <w:ind w:left="880"/>
     </w:pPr>
   </w:style>
-  <w:style w:type="paragraph" w:styleId="193">
+  <w:style w:type="paragraph" w:styleId="875">
     <w:name w:val="toc 6"/>
-    <w:basedOn w:val="660"/>
-    <w:next w:val="660"/>
+    <w:basedOn w:val="881"/>
+    <w:next w:val="881"/>
     <w:uiPriority w:val="39"/>
     <w:unhideWhenUsed/>
     <w:pPr>
@@ -30984,10 +31136,10 @@
       <w:ind w:left="1100"/>
     </w:pPr>
   </w:style>
-  <w:style w:type="paragraph" w:styleId="194">
+  <w:style w:type="paragraph" w:styleId="876">
     <w:name w:val="toc 7"/>
-    <w:basedOn w:val="660"/>
-    <w:next w:val="660"/>
+    <w:basedOn w:val="881"/>
+    <w:next w:val="881"/>
     <w:uiPriority w:val="39"/>
     <w:unhideWhenUsed/>
     <w:pPr>
@@ -30996,10 +31148,10 @@
       <w:ind w:left="1320"/>
     </w:pPr>
   </w:style>
-  <w:style w:type="paragraph" w:styleId="195">
+  <w:style w:type="paragraph" w:styleId="877">
     <w:name w:val="toc 8"/>
-    <w:basedOn w:val="660"/>
-    <w:next w:val="660"/>
+    <w:basedOn w:val="881"/>
+    <w:next w:val="881"/>
     <w:uiPriority w:val="39"/>
     <w:unhideWhenUsed/>
     <w:pPr>
@@ -31008,10 +31160,10 @@
       <w:ind w:left="1540"/>
     </w:pPr>
   </w:style>
-  <w:style w:type="paragraph" w:styleId="196">
+  <w:style w:type="paragraph" w:styleId="878">
     <w:name w:val="toc 9"/>
-    <w:basedOn w:val="660"/>
-    <w:next w:val="660"/>
+    <w:basedOn w:val="881"/>
+    <w:next w:val="881"/>
     <w:uiPriority w:val="39"/>
     <w:unhideWhenUsed/>
     <w:pPr>
@@ -31020,7 +31172,7 @@
       <w:ind w:left="1760"/>
     </w:pPr>
   </w:style>
-  <w:style w:type="paragraph" w:styleId="206">
+  <w:style w:type="paragraph" w:styleId="879">
     <w:name w:val="TOC Heading"/>
     <w:uiPriority w:val="39"/>
     <w:unhideWhenUsed/>
@@ -31030,10 +31182,10 @@
       <w:ind/>
     </w:pPr>
   </w:style>
-  <w:style w:type="paragraph" w:styleId="207">
+  <w:style w:type="paragraph" w:styleId="880">
     <w:name w:val="table of figures"/>
-    <w:basedOn w:val="660"/>
-    <w:next w:val="660"/>
+    <w:basedOn w:val="881"/>
+    <w:next w:val="881"/>
     <w:uiPriority w:val="99"/>
     <w:unhideWhenUsed/>
     <w:pPr>
@@ -31042,7 +31194,7 @@
       <w:ind/>
     </w:pPr>
   </w:style>
-  <w:style w:type="paragraph" w:styleId="660" w:default="1">
+  <w:style w:type="paragraph" w:styleId="881" w:default="1">
     <w:name w:val="Normal"/>
     <w:qFormat/>
     <w:pPr>
@@ -31051,7 +31203,7 @@
       <w:ind/>
     </w:pPr>
   </w:style>
-  <w:style w:type="table" w:styleId="661" w:default="1">
+  <w:style w:type="table" w:styleId="882" w:default="1">
     <w:name w:val="Normal Table"/>
     <w:uiPriority w:val="99"/>
     <w:semiHidden/>
@@ -31244,7 +31396,7 @@
       </w:tcPr>
     </w:tblStylePr>
   </w:style>
-  <w:style w:type="numbering" w:styleId="662" w:default="1">
+  <w:style w:type="numbering" w:styleId="883" w:default="1">
     <w:name w:val="No List"/>
     <w:uiPriority w:val="99"/>
     <w:semiHidden/>
@@ -31255,9 +31407,9 @@
       <w:ind/>
     </w:pPr>
   </w:style>
-  <w:style w:type="paragraph" w:styleId="663">
+  <w:style w:type="paragraph" w:styleId="884">
     <w:name w:val="No Spacing"/>
-    <w:basedOn w:val="660"/>
+    <w:basedOn w:val="881"/>
     <w:uiPriority w:val="1"/>
     <w:qFormat/>
     <w:pPr>
@@ -31266,9 +31418,9 @@
       <w:ind/>
     </w:pPr>
   </w:style>
-  <w:style w:type="paragraph" w:styleId="664">
+  <w:style w:type="paragraph" w:styleId="885">
     <w:name w:val="List Paragraph"/>
-    <w:basedOn w:val="660"/>
+    <w:basedOn w:val="881"/>
     <w:uiPriority w:val="34"/>
     <w:qFormat/>
     <w:pPr>
